--- a/Proyecto1_t.docx
+++ b/Proyecto1_t.docx
@@ -137,8 +137,17 @@
           <w:rFonts w:ascii="Times New Roman" w:hAnsi="Times New Roman" w:cs="Times New Roman"/>
           <w:sz w:val="24"/>
         </w:rPr>
-        <w:t>Universidad Surcolombiana</w:t>
-      </w:r>
+        <w:t xml:space="preserve">Universidad </w:t>
+      </w:r>
+      <w:proofErr w:type="spellStart"/>
+      <w:r>
+        <w:rPr>
+          <w:rFonts w:ascii="Times New Roman" w:hAnsi="Times New Roman" w:cs="Times New Roman"/>
+          <w:sz w:val="24"/>
+        </w:rPr>
+        <w:t>Surcolombiana</w:t>
+      </w:r>
+      <w:proofErr w:type="spellEnd"/>
     </w:p>
     <w:p>
       <w:pPr>
@@ -198,12 +207,37 @@
           <w:rFonts w:ascii="Times New Roman" w:hAnsi="Times New Roman" w:cs="Times New Roman"/>
         </w:rPr>
       </w:pPr>
+      <w:proofErr w:type="spellStart"/>
       <w:r>
         <w:rPr>
           <w:rFonts w:ascii="Times New Roman" w:hAnsi="Times New Roman" w:cs="Times New Roman"/>
           <w:sz w:val="24"/>
         </w:rPr>
-        <w:t>Brayan Esteban Pinzon Lozano - 20241219329</w:t>
+        <w:t>Brayan</w:t>
+      </w:r>
+      <w:proofErr w:type="spellEnd"/>
+      <w:r>
+        <w:rPr>
+          <w:rFonts w:ascii="Times New Roman" w:hAnsi="Times New Roman" w:cs="Times New Roman"/>
+          <w:sz w:val="24"/>
+        </w:rPr>
+        <w:t xml:space="preserve"> Esteban </w:t>
+      </w:r>
+      <w:proofErr w:type="spellStart"/>
+      <w:r>
+        <w:rPr>
+          <w:rFonts w:ascii="Times New Roman" w:hAnsi="Times New Roman" w:cs="Times New Roman"/>
+          <w:sz w:val="24"/>
+        </w:rPr>
+        <w:t>Pinzon</w:t>
+      </w:r>
+      <w:proofErr w:type="spellEnd"/>
+      <w:r>
+        <w:rPr>
+          <w:rFonts w:ascii="Times New Roman" w:hAnsi="Times New Roman" w:cs="Times New Roman"/>
+          <w:sz w:val="24"/>
+        </w:rPr>
+        <w:t xml:space="preserve"> Lozano - 20241219329</w:t>
       </w:r>
     </w:p>
     <w:p>
@@ -216,12 +250,37 @@
           <w:sz w:val="24"/>
         </w:rPr>
       </w:pPr>
+      <w:proofErr w:type="spellStart"/>
       <w:r>
         <w:rPr>
           <w:rFonts w:ascii="Times New Roman" w:hAnsi="Times New Roman" w:cs="Times New Roman"/>
           <w:sz w:val="24"/>
         </w:rPr>
-        <w:t xml:space="preserve">Lizeth Ginary Bonilla Chinchilla </w:t>
+        <w:t>Lizeth</w:t>
+      </w:r>
+      <w:proofErr w:type="spellEnd"/>
+      <w:r>
+        <w:rPr>
+          <w:rFonts w:ascii="Times New Roman" w:hAnsi="Times New Roman" w:cs="Times New Roman"/>
+          <w:sz w:val="24"/>
+        </w:rPr>
+        <w:t xml:space="preserve"> </w:t>
+      </w:r>
+      <w:proofErr w:type="spellStart"/>
+      <w:r>
+        <w:rPr>
+          <w:rFonts w:ascii="Times New Roman" w:hAnsi="Times New Roman" w:cs="Times New Roman"/>
+          <w:sz w:val="24"/>
+        </w:rPr>
+        <w:t>Ginary</w:t>
+      </w:r>
+      <w:proofErr w:type="spellEnd"/>
+      <w:r>
+        <w:rPr>
+          <w:rFonts w:ascii="Times New Roman" w:hAnsi="Times New Roman" w:cs="Times New Roman"/>
+          <w:sz w:val="24"/>
+        </w:rPr>
+        <w:t xml:space="preserve"> Bonilla Chinchilla </w:t>
       </w:r>
       <w:r>
         <w:rPr>
@@ -388,8 +447,17 @@
           <w:rFonts w:ascii="Times New Roman" w:hAnsi="Times New Roman" w:cs="Times New Roman"/>
           <w:sz w:val="24"/>
         </w:rPr>
-        <w:t>Universidad Surcolombiana</w:t>
-      </w:r>
+        <w:t xml:space="preserve">Universidad </w:t>
+      </w:r>
+      <w:proofErr w:type="spellStart"/>
+      <w:r>
+        <w:rPr>
+          <w:rFonts w:ascii="Times New Roman" w:hAnsi="Times New Roman" w:cs="Times New Roman"/>
+          <w:sz w:val="24"/>
+        </w:rPr>
+        <w:t>Surcolombiana</w:t>
+      </w:r>
+      <w:proofErr w:type="spellEnd"/>
     </w:p>
     <w:p>
       <w:pPr>
@@ -401,7 +469,23 @@
           <w:rFonts w:ascii="Times New Roman" w:hAnsi="Times New Roman" w:cs="Times New Roman"/>
           <w:sz w:val="24"/>
         </w:rPr>
-        <w:t>Mayo 2026</w:t>
+        <w:t>Febrero d</w:t>
+      </w:r>
+      <w:r>
+        <w:rPr>
+          <w:rFonts w:ascii="Times New Roman" w:hAnsi="Times New Roman" w:cs="Times New Roman"/>
+          <w:sz w:val="24"/>
+        </w:rPr>
+        <w:t>e</w:t>
+      </w:r>
+      <w:bookmarkStart w:id="0" w:name="_GoBack"/>
+      <w:bookmarkEnd w:id="0"/>
+      <w:r>
+        <w:rPr>
+          <w:rFonts w:ascii="Times New Roman" w:hAnsi="Times New Roman" w:cs="Times New Roman"/>
+          <w:sz w:val="24"/>
+        </w:rPr>
+        <w:t xml:space="preserve"> 2026</w:t>
       </w:r>
       <w:r>
         <w:br w:type="page"/>
@@ -422,9 +506,11 @@
         <w:pStyle w:val="Ttulo2"/>
         <w:ind w:left="672" w:right="0" w:hanging="687"/>
       </w:pPr>
+      <w:proofErr w:type="spellStart"/>
       <w:r>
         <w:t>Clamper</w:t>
       </w:r>
+      <w:proofErr w:type="spellEnd"/>
     </w:p>
     <w:p>
       <w:pPr>
@@ -448,22 +534,29 @@
         <w:ind w:left="-15" w:right="338" w:firstLine="299"/>
       </w:pPr>
       <w:r>
-        <w:t>Un circuito sujetador o clamper es un circuito electrónico cuya función principal es desplazar el nivel de corriente continua (DC) de una señal sin alterar su forma de onda original. A diferencia de un rectificador, que elimina porciones de la señal, el cl</w:t>
-      </w:r>
-      <w:r>
-        <w:t xml:space="preserve">amper conserva íntegramente la forma de onda y únicamente modifica su nivel de referencia DC, desplazándola hacia valores más positivos o negativos según su configuración. Como ejemplo, una señal que varía entre </w:t>
-      </w:r>
-      <w:r>
-        <w:rPr>
-          <w:rFonts w:ascii="Cambria" w:eastAsia="Cambria" w:hAnsi="Cambria" w:cs="Cambria"/>
-        </w:rPr>
-        <w:t>−</w:t>
-      </w:r>
-      <w:r>
-        <w:rPr>
-          <w:rFonts w:ascii="Cambria" w:eastAsia="Cambria" w:hAnsi="Cambria" w:cs="Cambria"/>
-        </w:rPr>
-        <w:t xml:space="preserve">5 </w:t>
+        <w:t xml:space="preserve">Un circuito sujetador o </w:t>
+      </w:r>
+      <w:proofErr w:type="spellStart"/>
+      <w:r>
+        <w:t>clamper</w:t>
+      </w:r>
+      <w:proofErr w:type="spellEnd"/>
+      <w:r>
+        <w:t xml:space="preserve"> es un circuito electrónico cuya función principal es desplazar el nivel de corriente continua (DC) de una señal sin alterar su forma de onda original. A diferencia de un rectificador, que elimina porciones de la señal, el </w:t>
+      </w:r>
+      <w:proofErr w:type="spellStart"/>
+      <w:r>
+        <w:t>clamper</w:t>
+      </w:r>
+      <w:proofErr w:type="spellEnd"/>
+      <w:r>
+        <w:t xml:space="preserve"> conserva íntegramente la forma de onda y únicamente modifica su nivel de referencia DC, desplazándola hacia valores más positivos o negativos según su configuración. Como ejemplo, una señal que varía entre </w:t>
+      </w:r>
+      <w:r>
+        <w:rPr>
+          <w:rFonts w:ascii="Cambria" w:eastAsia="Cambria" w:hAnsi="Cambria" w:cs="Cambria"/>
+        </w:rPr>
+        <w:t xml:space="preserve">−5 </w:t>
       </w:r>
       <w:r>
         <w:t xml:space="preserve">V y </w:t>
@@ -475,10 +568,7 @@
         <w:t xml:space="preserve">+5 </w:t>
       </w:r>
       <w:r>
-        <w:t>V puede ser desplazada para variar</w:t>
-      </w:r>
-      <w:r>
-        <w:t xml:space="preserve"> entre </w:t>
+        <w:t xml:space="preserve">V puede ser desplazada para variar entre </w:t>
       </w:r>
       <w:r>
         <w:rPr>
@@ -505,13 +595,31 @@
         <w:ind w:left="-15" w:right="338" w:firstLine="299"/>
       </w:pPr>
       <w:r>
-        <w:t xml:space="preserve">El principio de funcionamiento del clamper se basa en la acción conjunta de un diodo, un capacitor y una resistencia. Durante un semiciclo de la señal de entrada, el diodo conduce permitiendo </w:t>
-      </w:r>
-      <w:r>
-        <w:t>que el capacitor se cargue a un voltaje determinado. En el semiciclo opuesto, el diodo se bloquea y el capacitor conserva su carga, comportándose como una fuente de voltaje que se suma o resta a la señal de entrada, produciendo así el desplazamiento del ni</w:t>
-      </w:r>
-      <w:r>
-        <w:t>vel DC. Para garantizar la estabilidad de este efecto, la constante de tiempo del circuito debe satisfacer la condición:</w:t>
+        <w:t xml:space="preserve">El principio de funcionamiento del </w:t>
+      </w:r>
+      <w:proofErr w:type="spellStart"/>
+      <w:r>
+        <w:t>clamper</w:t>
+      </w:r>
+      <w:proofErr w:type="spellEnd"/>
+      <w:r>
+        <w:t xml:space="preserve"> se basa en la acción conjunta de un diodo, un capacitor y una resistencia. Durante un </w:t>
+      </w:r>
+      <w:proofErr w:type="spellStart"/>
+      <w:r>
+        <w:t>semiciclo</w:t>
+      </w:r>
+      <w:proofErr w:type="spellEnd"/>
+      <w:r>
+        <w:t xml:space="preserve"> de la señal de entrada, el diodo conduce permitiendo que el capacitor se cargue a un voltaje determinado. En el </w:t>
+      </w:r>
+      <w:proofErr w:type="spellStart"/>
+      <w:r>
+        <w:t>semiciclo</w:t>
+      </w:r>
+      <w:proofErr w:type="spellEnd"/>
+      <w:r>
+        <w:t xml:space="preserve"> opuesto, el diodo se bloquea y el capacitor conserva su carga, comportándose como una fuente de voltaje que se suma o resta a la señal de entrada, produciendo así el desplazamiento del nivel DC. Para garantizar la estabilidad de este efecto, la constante de tiempo del circuito debe satisfacer la condición:</w:t>
       </w:r>
     </w:p>
     <w:p>
@@ -604,10 +712,7 @@
         <w:ind w:left="-15" w:right="338" w:firstLine="299"/>
       </w:pPr>
       <w:r>
-        <w:t>Existen dos configuraciones principales: el sujetador positivo, donde la señal se desplaza hacia valores más altos de voltaje acercando su valor mínimo a un nivel de referencia; y el sujetador negativo, donde la señal se desplaza hacia valores más bajos. A</w:t>
-      </w:r>
-      <w:r>
-        <w:t>dicionalmente, el nivel de referencia no está limitado a 0 V, sino que puede fijarse a cualquier valor positivo o negativo mediante una fuente externa.</w:t>
+        <w:t>Existen dos configuraciones principales: el sujetador positivo, donde la señal se desplaza hacia valores más altos de voltaje acercando su valor mínimo a un nivel de referencia; y el sujetador negativo, donde la señal se desplaza hacia valores más bajos. Adicionalmente, el nivel de referencia no está limitado a 0 V, sino que puede fijarse a cualquier valor positivo o negativo mediante una fuente externa.</w:t>
       </w:r>
     </w:p>
     <w:p>
@@ -616,13 +721,7 @@
         <w:ind w:left="-15" w:right="338" w:firstLine="299"/>
       </w:pPr>
       <w:r>
-        <w:t>Una limitación del sujetador pasivo es la caída de tensión inherente al diodo, que introduce imprecision</w:t>
-      </w:r>
-      <w:r>
-        <w:t>es en el desplazamiento, especialmente cuando se trabaja con señales de pequeña amplitud. Para superar esta limitación, se recurre al sujetador activo con amplificador operacional, el cual compensa dicha caída y permite fijar con mayor exactitud el nivel d</w:t>
-      </w:r>
-      <w:r>
-        <w:t>e referencia deseado.</w:t>
+        <w:t>Una limitación del sujetador pasivo es la caída de tensión inherente al diodo, que introduce imprecisiones en el desplazamiento, especialmente cuando se trabaja con señales de pequeña amplitud. Para superar esta limitación, se recurre al sujetador activo con amplificador operacional, el cual compensa dicha caída y permite fijar con mayor exactitud el nivel de referencia deseado.</w:t>
       </w:r>
     </w:p>
     <w:p>
@@ -647,10 +746,7 @@
         <w:ind w:left="-15" w:right="338" w:firstLine="299"/>
       </w:pPr>
       <w:r>
-        <w:t>Para el desarrollo de esta práctica se implementó un sujetador activo basado en el amplificador operacional LM324. Antes de proceder al montaje físico, se realizó una simulación del circuito con el propósito</w:t>
-      </w:r>
-      <w:r>
-        <w:t xml:space="preserve"> de verificar el comportamiento teórico esperado, detectar posibles errores de conexión y dimensionar correctamente los componentes.</w:t>
+        <w:t>Para el desarrollo de esta práctica se implementó un sujetador activo basado en el amplificador operacional LM324. Antes de proceder al montaje físico, se realizó una simulación del circuito con el propósito de verificar el comportamiento teórico esperado, detectar posibles errores de conexión y dimensionar correctamente los componentes.</w:t>
       </w:r>
     </w:p>
     <w:p>
@@ -1111,10 +1207,7 @@
         <w:ind w:left="327" w:right="338"/>
       </w:pPr>
       <w:r>
-        <w:t>Resis</w:t>
-      </w:r>
-      <w:r>
-        <w:t xml:space="preserve">tencia de entrada: </w:t>
+        <w:t xml:space="preserve">Resistencia de entrada: </w:t>
       </w:r>
       <w:r>
         <w:rPr>
@@ -1262,7 +1355,15 @@
         <w:ind w:left="-15" w:right="338" w:firstLine="299"/>
       </w:pPr>
       <w:r>
-        <w:t>El capacitor en serie con la señal de entrada permite almacenar carga y generar el desplazamiento DC característico del clamper. Dado que la corriente de entrada del amplificador operacional es aproximadamente cero, se cumple:</w:t>
+        <w:t xml:space="preserve">El capacitor en serie con la señal de entrada permite almacenar carga y generar el desplazamiento DC característico del </w:t>
+      </w:r>
+      <w:proofErr w:type="spellStart"/>
+      <w:r>
+        <w:t>clamper</w:t>
+      </w:r>
+      <w:proofErr w:type="spellEnd"/>
+      <w:r>
+        <w:t>. Dado que la corriente de entrada del amplificador operacional es aproximadamente cero, se cumple:</w:t>
       </w:r>
     </w:p>
     <w:p>
@@ -1278,9 +1379,6 @@
         <w:tblInd w:w="299" w:type="dxa"/>
         <w:tblCellMar>
           <w:top w:w="1" w:type="dxa"/>
-          <w:left w:w="0" w:type="dxa"/>
-          <w:bottom w:w="0" w:type="dxa"/>
-          <w:right w:w="0" w:type="dxa"/>
         </w:tblCellMar>
         <w:tblLook w:val="04A0" w:firstRow="1" w:lastRow="0" w:firstColumn="1" w:lastColumn="0" w:noHBand="0" w:noVBand="1"/>
       </w:tblPr>
@@ -1350,10 +1448,7 @@
               <w:jc w:val="left"/>
             </w:pPr>
             <w:r>
-              <w:t>Aplicando la Ley de O</w:t>
-            </w:r>
-            <w:r>
-              <w:t>hm en las resistencias del circuito:</w:t>
+              <w:t>Aplicando la Ley de Ohm en las resistencias del circuito:</w:t>
             </w:r>
           </w:p>
         </w:tc>
@@ -1669,6 +1764,7 @@
         </w:rPr>
         <w:tab/>
       </w:r>
+      <w:proofErr w:type="spellStart"/>
       <w:r>
         <w:rPr>
           <w:rFonts w:ascii="Cambria" w:eastAsia="Cambria" w:hAnsi="Cambria" w:cs="Cambria"/>
@@ -1682,7 +1778,16 @@
           <w:i/>
           <w:vertAlign w:val="subscript"/>
         </w:rPr>
-        <w:t xml:space="preserve">o </w:t>
+        <w:t>o</w:t>
+      </w:r>
+      <w:proofErr w:type="spellEnd"/>
+      <w:r>
+        <w:rPr>
+          <w:rFonts w:ascii="Cambria" w:eastAsia="Cambria" w:hAnsi="Cambria" w:cs="Cambria"/>
+          <w:i/>
+          <w:vertAlign w:val="subscript"/>
+        </w:rPr>
+        <w:t xml:space="preserve"> </w:t>
       </w:r>
       <w:r>
         <w:rPr>
@@ -1777,13 +1882,7 @@
         <w:t xml:space="preserve">= </w:t>
       </w:r>
       <w:r>
-        <w:t xml:space="preserve">ON): </w:t>
-      </w:r>
-      <w:r>
-        <w:t>Cuando el diodo conduce, el nodo de salida queda fijado por la referencia del amplificador opera</w:t>
-      </w:r>
-      <w:r>
-        <w:t>cional. Aplicando la Ley de Voltajes de Kirchhoff (KVL):</w:t>
+        <w:t>ON): Cuando el diodo conduce, el nodo de salida queda fijado por la referencia del amplificador operacional. Aplicando la Ley de Voltajes de Kirchhoff (KVL):</w:t>
       </w:r>
     </w:p>
     <w:tbl>
@@ -1793,9 +1892,7 @@
         <w:tblInd w:w="299" w:type="dxa"/>
         <w:tblCellMar>
           <w:top w:w="1" w:type="dxa"/>
-          <w:left w:w="0" w:type="dxa"/>
           <w:bottom w:w="24" w:type="dxa"/>
-          <w:right w:w="0" w:type="dxa"/>
         </w:tblCellMar>
         <w:tblLook w:val="04A0" w:firstRow="1" w:lastRow="0" w:firstColumn="1" w:lastColumn="0" w:noHBand="0" w:noVBand="1"/>
       </w:tblPr>
@@ -1823,6 +1920,7 @@
               <w:ind w:left="0" w:right="44" w:firstLine="0"/>
               <w:jc w:val="center"/>
             </w:pPr>
+            <w:proofErr w:type="spellStart"/>
             <w:r>
               <w:rPr>
                 <w:rFonts w:ascii="Cambria" w:eastAsia="Cambria" w:hAnsi="Cambria" w:cs="Cambria"/>
@@ -1836,35 +1934,16 @@
                 <w:i/>
                 <w:sz w:val="14"/>
               </w:rPr>
-              <w:t xml:space="preserve">in </w:t>
-            </w:r>
-            <w:r>
-              <w:rPr>
-                <w:rFonts w:ascii="Cambria" w:eastAsia="Cambria" w:hAnsi="Cambria" w:cs="Cambria"/>
-              </w:rPr>
-              <w:t xml:space="preserve">+ </w:t>
-            </w:r>
-            <w:r>
-              <w:rPr>
-                <w:rFonts w:ascii="Cambria" w:eastAsia="Cambria" w:hAnsi="Cambria" w:cs="Cambria"/>
-                <w:i/>
-              </w:rPr>
-              <w:t>V</w:t>
-            </w:r>
+              <w:t>in</w:t>
+            </w:r>
+            <w:proofErr w:type="spellEnd"/>
             <w:r>
               <w:rPr>
                 <w:rFonts w:ascii="Cambria" w:eastAsia="Cambria" w:hAnsi="Cambria" w:cs="Cambria"/>
                 <w:i/>
                 <w:sz w:val="14"/>
               </w:rPr>
-              <w:t>C</w:t>
-            </w:r>
-            <w:r>
-              <w:rPr>
-                <w:rFonts w:ascii="Cambria" w:eastAsia="Cambria" w:hAnsi="Cambria" w:cs="Cambria"/>
-                <w:sz w:val="10"/>
-              </w:rPr>
-              <w:t xml:space="preserve">1 </w:t>
+              <w:t xml:space="preserve"> </w:t>
             </w:r>
             <w:r>
               <w:rPr>
@@ -1885,7 +1964,45 @@
                 <w:i/>
                 <w:sz w:val="14"/>
               </w:rPr>
-              <w:t xml:space="preserve">o </w:t>
+              <w:t>C</w:t>
+            </w:r>
+            <w:r>
+              <w:rPr>
+                <w:rFonts w:ascii="Cambria" w:eastAsia="Cambria" w:hAnsi="Cambria" w:cs="Cambria"/>
+                <w:sz w:val="10"/>
+              </w:rPr>
+              <w:t xml:space="preserve">1 </w:t>
+            </w:r>
+            <w:r>
+              <w:rPr>
+                <w:rFonts w:ascii="Cambria" w:eastAsia="Cambria" w:hAnsi="Cambria" w:cs="Cambria"/>
+              </w:rPr>
+              <w:t xml:space="preserve">+ </w:t>
+            </w:r>
+            <w:proofErr w:type="spellStart"/>
+            <w:r>
+              <w:rPr>
+                <w:rFonts w:ascii="Cambria" w:eastAsia="Cambria" w:hAnsi="Cambria" w:cs="Cambria"/>
+                <w:i/>
+              </w:rPr>
+              <w:t>V</w:t>
+            </w:r>
+            <w:r>
+              <w:rPr>
+                <w:rFonts w:ascii="Cambria" w:eastAsia="Cambria" w:hAnsi="Cambria" w:cs="Cambria"/>
+                <w:i/>
+                <w:sz w:val="14"/>
+              </w:rPr>
+              <w:t>o</w:t>
+            </w:r>
+            <w:proofErr w:type="spellEnd"/>
+            <w:r>
+              <w:rPr>
+                <w:rFonts w:ascii="Cambria" w:eastAsia="Cambria" w:hAnsi="Cambria" w:cs="Cambria"/>
+                <w:i/>
+                <w:sz w:val="14"/>
+              </w:rPr>
+              <w:t xml:space="preserve"> </w:t>
             </w:r>
             <w:r>
               <w:rPr>
@@ -1923,6 +2040,7 @@
             <w:r>
               <w:t xml:space="preserve">Dado que </w:t>
             </w:r>
+            <w:proofErr w:type="spellStart"/>
             <w:r>
               <w:rPr>
                 <w:rFonts w:ascii="Cambria" w:eastAsia="Cambria" w:hAnsi="Cambria" w:cs="Cambria"/>
@@ -1936,7 +2054,16 @@
                 <w:i/>
                 <w:vertAlign w:val="subscript"/>
               </w:rPr>
-              <w:t xml:space="preserve">o </w:t>
+              <w:t>o</w:t>
+            </w:r>
+            <w:proofErr w:type="spellEnd"/>
+            <w:r>
+              <w:rPr>
+                <w:rFonts w:ascii="Cambria" w:eastAsia="Cambria" w:hAnsi="Cambria" w:cs="Cambria"/>
+                <w:i/>
+                <w:vertAlign w:val="subscript"/>
+              </w:rPr>
+              <w:t xml:space="preserve"> </w:t>
             </w:r>
             <w:r>
               <w:rPr>
@@ -2033,6 +2160,7 @@
               </w:rPr>
               <w:t>= −</w:t>
             </w:r>
+            <w:proofErr w:type="spellStart"/>
             <w:r>
               <w:rPr>
                 <w:rFonts w:ascii="Cambria" w:eastAsia="Cambria" w:hAnsi="Cambria" w:cs="Cambria"/>
@@ -2046,19 +2174,22 @@
                 <w:i/>
                 <w:sz w:val="14"/>
               </w:rPr>
-              <w:t xml:space="preserve">in </w:t>
-            </w:r>
-            <w:r>
-              <w:rPr>
-                <w:rFonts w:ascii="Cambria" w:eastAsia="Cambria" w:hAnsi="Cambria" w:cs="Cambria"/>
-              </w:rPr>
-              <w:t>−</w:t>
-            </w:r>
-            <w:r>
-              <w:rPr>
-                <w:rFonts w:ascii="Cambria" w:eastAsia="Cambria" w:hAnsi="Cambria" w:cs="Cambria"/>
+              <w:t>in</w:t>
+            </w:r>
+            <w:proofErr w:type="spellEnd"/>
+            <w:r>
+              <w:rPr>
+                <w:rFonts w:ascii="Cambria" w:eastAsia="Cambria" w:hAnsi="Cambria" w:cs="Cambria"/>
+                <w:i/>
+                <w:sz w:val="14"/>
               </w:rPr>
               <w:t xml:space="preserve"> </w:t>
+            </w:r>
+            <w:r>
+              <w:rPr>
+                <w:rFonts w:ascii="Cambria" w:eastAsia="Cambria" w:hAnsi="Cambria" w:cs="Cambria"/>
+              </w:rPr>
+              <w:t xml:space="preserve">− </w:t>
             </w:r>
             <w:r>
               <w:rPr>
@@ -2128,10 +2259,7 @@
         <w:t xml:space="preserve">= </w:t>
       </w:r>
       <w:r>
-        <w:t xml:space="preserve">OFF): </w:t>
-      </w:r>
-      <w:r>
-        <w:t>Cuando el diodo deja de conducir, el capacitor conserva la carga previamente almacenada. Aplicando nuevamente KVL:</w:t>
+        <w:t>OFF): Cuando el diodo deja de conducir, el capacitor conserva la carga previamente almacenada. Aplicando nuevamente KVL:</w:t>
       </w:r>
     </w:p>
     <w:tbl>
@@ -2141,9 +2269,7 @@
         <w:tblInd w:w="299" w:type="dxa"/>
         <w:tblCellMar>
           <w:top w:w="12" w:type="dxa"/>
-          <w:left w:w="0" w:type="dxa"/>
           <w:bottom w:w="23" w:type="dxa"/>
-          <w:right w:w="0" w:type="dxa"/>
         </w:tblCellMar>
         <w:tblLook w:val="04A0" w:firstRow="1" w:lastRow="0" w:firstColumn="1" w:lastColumn="0" w:noHBand="0" w:noVBand="1"/>
       </w:tblPr>
@@ -2177,6 +2303,7 @@
               </w:rPr>
               <w:t>−</w:t>
             </w:r>
+            <w:proofErr w:type="spellStart"/>
             <w:r>
               <w:rPr>
                 <w:rFonts w:ascii="Cambria" w:eastAsia="Cambria" w:hAnsi="Cambria" w:cs="Cambria"/>
@@ -2190,35 +2317,16 @@
                 <w:i/>
                 <w:sz w:val="14"/>
               </w:rPr>
-              <w:t xml:space="preserve">in </w:t>
-            </w:r>
-            <w:r>
-              <w:rPr>
-                <w:rFonts w:ascii="Cambria" w:eastAsia="Cambria" w:hAnsi="Cambria" w:cs="Cambria"/>
-              </w:rPr>
-              <w:t xml:space="preserve">+ </w:t>
-            </w:r>
-            <w:r>
-              <w:rPr>
-                <w:rFonts w:ascii="Cambria" w:eastAsia="Cambria" w:hAnsi="Cambria" w:cs="Cambria"/>
-                <w:i/>
-              </w:rPr>
-              <w:t>V</w:t>
-            </w:r>
+              <w:t>in</w:t>
+            </w:r>
+            <w:proofErr w:type="spellEnd"/>
             <w:r>
               <w:rPr>
                 <w:rFonts w:ascii="Cambria" w:eastAsia="Cambria" w:hAnsi="Cambria" w:cs="Cambria"/>
                 <w:i/>
                 <w:sz w:val="14"/>
               </w:rPr>
-              <w:t>C</w:t>
-            </w:r>
-            <w:r>
-              <w:rPr>
-                <w:rFonts w:ascii="Cambria" w:eastAsia="Cambria" w:hAnsi="Cambria" w:cs="Cambria"/>
-                <w:sz w:val="10"/>
-              </w:rPr>
-              <w:t xml:space="preserve">1 </w:t>
+              <w:t xml:space="preserve"> </w:t>
             </w:r>
             <w:r>
               <w:rPr>
@@ -2239,7 +2347,45 @@
                 <w:i/>
                 <w:sz w:val="14"/>
               </w:rPr>
-              <w:t xml:space="preserve">out </w:t>
+              <w:t>C</w:t>
+            </w:r>
+            <w:r>
+              <w:rPr>
+                <w:rFonts w:ascii="Cambria" w:eastAsia="Cambria" w:hAnsi="Cambria" w:cs="Cambria"/>
+                <w:sz w:val="10"/>
+              </w:rPr>
+              <w:t xml:space="preserve">1 </w:t>
+            </w:r>
+            <w:r>
+              <w:rPr>
+                <w:rFonts w:ascii="Cambria" w:eastAsia="Cambria" w:hAnsi="Cambria" w:cs="Cambria"/>
+              </w:rPr>
+              <w:t xml:space="preserve">+ </w:t>
+            </w:r>
+            <w:proofErr w:type="spellStart"/>
+            <w:r>
+              <w:rPr>
+                <w:rFonts w:ascii="Cambria" w:eastAsia="Cambria" w:hAnsi="Cambria" w:cs="Cambria"/>
+                <w:i/>
+              </w:rPr>
+              <w:t>V</w:t>
+            </w:r>
+            <w:r>
+              <w:rPr>
+                <w:rFonts w:ascii="Cambria" w:eastAsia="Cambria" w:hAnsi="Cambria" w:cs="Cambria"/>
+                <w:i/>
+                <w:sz w:val="14"/>
+              </w:rPr>
+              <w:t>out</w:t>
+            </w:r>
+            <w:proofErr w:type="spellEnd"/>
+            <w:r>
+              <w:rPr>
+                <w:rFonts w:ascii="Cambria" w:eastAsia="Cambria" w:hAnsi="Cambria" w:cs="Cambria"/>
+                <w:i/>
+                <w:sz w:val="14"/>
+              </w:rPr>
+              <w:t xml:space="preserve"> </w:t>
             </w:r>
             <w:r>
               <w:rPr>
@@ -2302,6 +2448,7 @@
               <w:ind w:left="45" w:right="0" w:firstLine="0"/>
               <w:jc w:val="center"/>
             </w:pPr>
+            <w:proofErr w:type="spellStart"/>
             <w:r>
               <w:rPr>
                 <w:rFonts w:ascii="Cambria" w:eastAsia="Cambria" w:hAnsi="Cambria" w:cs="Cambria"/>
@@ -2315,41 +2462,24 @@
                 <w:i/>
                 <w:sz w:val="14"/>
               </w:rPr>
-              <w:t xml:space="preserve">out </w:t>
-            </w:r>
-            <w:r>
-              <w:rPr>
-                <w:rFonts w:ascii="Cambria" w:eastAsia="Cambria" w:hAnsi="Cambria" w:cs="Cambria"/>
-              </w:rPr>
-              <w:t xml:space="preserve">= </w:t>
-            </w:r>
-            <w:r>
-              <w:rPr>
-                <w:rFonts w:ascii="Cambria" w:eastAsia="Cambria" w:hAnsi="Cambria" w:cs="Cambria"/>
-                <w:i/>
-              </w:rPr>
-              <w:t>V</w:t>
-            </w:r>
+              <w:t>out</w:t>
+            </w:r>
+            <w:proofErr w:type="spellEnd"/>
             <w:r>
               <w:rPr>
                 <w:rFonts w:ascii="Cambria" w:eastAsia="Cambria" w:hAnsi="Cambria" w:cs="Cambria"/>
                 <w:i/>
                 <w:sz w:val="14"/>
               </w:rPr>
-              <w:t xml:space="preserve">in </w:t>
-            </w:r>
-            <w:r>
-              <w:rPr>
-                <w:rFonts w:ascii="Cambria" w:eastAsia="Cambria" w:hAnsi="Cambria" w:cs="Cambria"/>
-              </w:rPr>
-              <w:t>−</w:t>
-            </w:r>
-            <w:r>
-              <w:rPr>
-                <w:rFonts w:ascii="Cambria" w:eastAsia="Cambria" w:hAnsi="Cambria" w:cs="Cambria"/>
-              </w:rPr>
               <w:t xml:space="preserve"> </w:t>
             </w:r>
+            <w:r>
+              <w:rPr>
+                <w:rFonts w:ascii="Cambria" w:eastAsia="Cambria" w:hAnsi="Cambria" w:cs="Cambria"/>
+              </w:rPr>
+              <w:t xml:space="preserve">= </w:t>
+            </w:r>
+            <w:proofErr w:type="spellStart"/>
             <w:r>
               <w:rPr>
                 <w:rFonts w:ascii="Cambria" w:eastAsia="Cambria" w:hAnsi="Cambria" w:cs="Cambria"/>
@@ -2363,41 +2493,22 @@
                 <w:i/>
                 <w:sz w:val="14"/>
               </w:rPr>
-              <w:t>C</w:t>
-            </w:r>
-            <w:r>
-              <w:rPr>
-                <w:rFonts w:ascii="Cambria" w:eastAsia="Cambria" w:hAnsi="Cambria" w:cs="Cambria"/>
-                <w:sz w:val="10"/>
-              </w:rPr>
-              <w:t xml:space="preserve">1 </w:t>
-            </w:r>
-            <w:r>
-              <w:rPr>
-                <w:rFonts w:ascii="Cambria" w:eastAsia="Cambria" w:hAnsi="Cambria" w:cs="Cambria"/>
-              </w:rPr>
-              <w:t xml:space="preserve">= </w:t>
-            </w:r>
-            <w:r>
-              <w:rPr>
-                <w:rFonts w:ascii="Cambria" w:eastAsia="Cambria" w:hAnsi="Cambria" w:cs="Cambria"/>
-                <w:i/>
-              </w:rPr>
-              <w:t>V</w:t>
-            </w:r>
+              <w:t>in</w:t>
+            </w:r>
+            <w:proofErr w:type="spellEnd"/>
             <w:r>
               <w:rPr>
                 <w:rFonts w:ascii="Cambria" w:eastAsia="Cambria" w:hAnsi="Cambria" w:cs="Cambria"/>
                 <w:i/>
                 <w:sz w:val="14"/>
               </w:rPr>
-              <w:t xml:space="preserve">in </w:t>
-            </w:r>
-            <w:r>
-              <w:rPr>
-                <w:rFonts w:ascii="Cambria" w:eastAsia="Cambria" w:hAnsi="Cambria" w:cs="Cambria"/>
-              </w:rPr>
-              <w:t xml:space="preserve">+ </w:t>
+              <w:t xml:space="preserve"> </w:t>
+            </w:r>
+            <w:r>
+              <w:rPr>
+                <w:rFonts w:ascii="Cambria" w:eastAsia="Cambria" w:hAnsi="Cambria" w:cs="Cambria"/>
+              </w:rPr>
+              <w:t xml:space="preserve">− </w:t>
             </w:r>
             <w:r>
               <w:rPr>
@@ -2412,7 +2523,76 @@
                 <w:i/>
                 <w:sz w:val="14"/>
               </w:rPr>
-              <w:t xml:space="preserve">in </w:t>
+              <w:t>C</w:t>
+            </w:r>
+            <w:r>
+              <w:rPr>
+                <w:rFonts w:ascii="Cambria" w:eastAsia="Cambria" w:hAnsi="Cambria" w:cs="Cambria"/>
+                <w:sz w:val="10"/>
+              </w:rPr>
+              <w:t xml:space="preserve">1 </w:t>
+            </w:r>
+            <w:r>
+              <w:rPr>
+                <w:rFonts w:ascii="Cambria" w:eastAsia="Cambria" w:hAnsi="Cambria" w:cs="Cambria"/>
+              </w:rPr>
+              <w:t xml:space="preserve">= </w:t>
+            </w:r>
+            <w:proofErr w:type="spellStart"/>
+            <w:r>
+              <w:rPr>
+                <w:rFonts w:ascii="Cambria" w:eastAsia="Cambria" w:hAnsi="Cambria" w:cs="Cambria"/>
+                <w:i/>
+              </w:rPr>
+              <w:t>V</w:t>
+            </w:r>
+            <w:r>
+              <w:rPr>
+                <w:rFonts w:ascii="Cambria" w:eastAsia="Cambria" w:hAnsi="Cambria" w:cs="Cambria"/>
+                <w:i/>
+                <w:sz w:val="14"/>
+              </w:rPr>
+              <w:t>in</w:t>
+            </w:r>
+            <w:proofErr w:type="spellEnd"/>
+            <w:r>
+              <w:rPr>
+                <w:rFonts w:ascii="Cambria" w:eastAsia="Cambria" w:hAnsi="Cambria" w:cs="Cambria"/>
+                <w:i/>
+                <w:sz w:val="14"/>
+              </w:rPr>
+              <w:t xml:space="preserve"> </w:t>
+            </w:r>
+            <w:r>
+              <w:rPr>
+                <w:rFonts w:ascii="Cambria" w:eastAsia="Cambria" w:hAnsi="Cambria" w:cs="Cambria"/>
+              </w:rPr>
+              <w:t xml:space="preserve">+ </w:t>
+            </w:r>
+            <w:proofErr w:type="spellStart"/>
+            <w:r>
+              <w:rPr>
+                <w:rFonts w:ascii="Cambria" w:eastAsia="Cambria" w:hAnsi="Cambria" w:cs="Cambria"/>
+                <w:i/>
+              </w:rPr>
+              <w:t>V</w:t>
+            </w:r>
+            <w:r>
+              <w:rPr>
+                <w:rFonts w:ascii="Cambria" w:eastAsia="Cambria" w:hAnsi="Cambria" w:cs="Cambria"/>
+                <w:i/>
+                <w:sz w:val="14"/>
+              </w:rPr>
+              <w:t>in</w:t>
+            </w:r>
+            <w:proofErr w:type="spellEnd"/>
+            <w:r>
+              <w:rPr>
+                <w:rFonts w:ascii="Cambria" w:eastAsia="Cambria" w:hAnsi="Cambria" w:cs="Cambria"/>
+                <w:i/>
+                <w:sz w:val="14"/>
+              </w:rPr>
+              <w:t xml:space="preserve"> </w:t>
             </w:r>
             <w:r>
               <w:rPr>
@@ -2475,6 +2655,7 @@
         </w:rPr>
         <w:tab/>
       </w:r>
+      <w:proofErr w:type="spellStart"/>
       <w:r>
         <w:rPr>
           <w:rFonts w:ascii="Cambria" w:eastAsia="Cambria" w:hAnsi="Cambria" w:cs="Cambria"/>
@@ -2488,7 +2669,16 @@
           <w:i/>
           <w:sz w:val="14"/>
         </w:rPr>
-        <w:t xml:space="preserve">out </w:t>
+        <w:t>out</w:t>
+      </w:r>
+      <w:proofErr w:type="spellEnd"/>
+      <w:r>
+        <w:rPr>
+          <w:rFonts w:ascii="Cambria" w:eastAsia="Cambria" w:hAnsi="Cambria" w:cs="Cambria"/>
+          <w:i/>
+          <w:sz w:val="14"/>
+        </w:rPr>
+        <w:t xml:space="preserve"> </w:t>
       </w:r>
       <w:r>
         <w:rPr>
@@ -2596,10 +2786,7 @@
         <w:ind w:left="-15" w:right="338" w:firstLine="299"/>
       </w:pPr>
       <w:r>
-        <w:t>Durante el</w:t>
-      </w:r>
-      <w:r>
-        <w:t xml:space="preserve"> montaje y las pruebas del circuito, se pudo observar y reflexionar sobre el comportamiento real del sujetador activo en distintas condiciones de operación.</w:t>
+        <w:t>Durante el montaje y las pruebas del circuito, se pudo observar y reflexionar sobre el comportamiento real del sujetador activo en distintas condiciones de operación.</w:t>
       </w:r>
     </w:p>
     <w:p>
@@ -2625,10 +2812,15 @@
         <w:t>100</w:t>
       </w:r>
       <w:r>
-        <w:t>Hz. Por debajo de este valor, el comportamiento del clamper comenzó a degradarse, perdiendo progresivamente el</w:t>
-      </w:r>
-      <w:r>
-        <w:t xml:space="preserve"> desplazamiento DC característico. Este fenómeno se explica a partir de la constante de tiempo del circuito:</w:t>
+        <w:t xml:space="preserve">Hz. Por debajo de este valor, el comportamiento del </w:t>
+      </w:r>
+      <w:proofErr w:type="spellStart"/>
+      <w:r>
+        <w:t>clamper</w:t>
+      </w:r>
+      <w:proofErr w:type="spellEnd"/>
+      <w:r>
+        <w:t xml:space="preserve"> comenzó a degradarse, perdiendo progresivamente el desplazamiento DC característico. Este fenómeno se explica a partir de la constante de tiempo del circuito:</w:t>
       </w:r>
     </w:p>
     <w:p>
@@ -2671,7 +2863,14 @@
         <w:rPr>
           <w:rFonts w:ascii="Cambria" w:eastAsia="Cambria" w:hAnsi="Cambria" w:cs="Cambria"/>
         </w:rPr>
-        <w:t>= (50 × 10</w:t>
+        <w:t xml:space="preserve">= (50 × </w:t>
+      </w:r>
+      <w:proofErr w:type="gramStart"/>
+      <w:r>
+        <w:rPr>
+          <w:rFonts w:ascii="Cambria" w:eastAsia="Cambria" w:hAnsi="Cambria" w:cs="Cambria"/>
+        </w:rPr>
+        <w:t>10</w:t>
       </w:r>
       <w:r>
         <w:rPr>
@@ -2684,21 +2883,21 @@
         <w:rPr>
           <w:rFonts w:ascii="Cambria" w:eastAsia="Cambria" w:hAnsi="Cambria" w:cs="Cambria"/>
         </w:rPr>
-        <w:t>)(10 × 10</w:t>
+        <w:t>)(</w:t>
+      </w:r>
+      <w:proofErr w:type="gramEnd"/>
+      <w:r>
+        <w:rPr>
+          <w:rFonts w:ascii="Cambria" w:eastAsia="Cambria" w:hAnsi="Cambria" w:cs="Cambria"/>
+        </w:rPr>
+        <w:t>10 × 10</w:t>
       </w:r>
       <w:r>
         <w:rPr>
           <w:rFonts w:ascii="Cambria" w:eastAsia="Cambria" w:hAnsi="Cambria" w:cs="Cambria"/>
           <w:vertAlign w:val="superscript"/>
         </w:rPr>
-        <w:t>−</w:t>
-      </w:r>
-      <w:r>
-        <w:rPr>
-          <w:rFonts w:ascii="Cambria" w:eastAsia="Cambria" w:hAnsi="Cambria" w:cs="Cambria"/>
-          <w:vertAlign w:val="superscript"/>
-        </w:rPr>
-        <w:t>6</w:t>
+        <w:t>−6</w:t>
       </w:r>
       <w:r>
         <w:rPr>
@@ -2733,7 +2932,15 @@
         <w:ind w:left="-15" w:right="338" w:firstLine="299"/>
       </w:pPr>
       <w:r>
-        <w:t xml:space="preserve">Para que el clamper funcione correctamente, se debe cumplir que </w:t>
+        <w:t xml:space="preserve">Para que el </w:t>
+      </w:r>
+      <w:proofErr w:type="spellStart"/>
+      <w:r>
+        <w:t>clamper</w:t>
+      </w:r>
+      <w:proofErr w:type="spellEnd"/>
+      <w:r>
+        <w:t xml:space="preserve"> funcione correctamente, se debe cumplir que </w:t>
       </w:r>
       <w:r>
         <w:rPr>
@@ -2766,10 +2973,7 @@
         <w:t xml:space="preserve">T </w:t>
       </w:r>
       <w:r>
-        <w:t>es el período de la seña</w:t>
-      </w:r>
-      <w:r>
-        <w:t xml:space="preserve">l. Para </w:t>
+        <w:t xml:space="preserve">es el período de la señal. Para </w:t>
       </w:r>
       <w:r>
         <w:rPr>
@@ -3114,7 +3318,15 @@
         <w:ind w:left="-15" w:right="338" w:firstLine="299"/>
       </w:pPr>
       <w:r>
-        <w:t>Esta descarga parcial altera el voltaje almacenado en el capacitor, lo que a su vez modifica el desplazamiento DC de la señal de salida, haciendo que el circuito deje de comportarse como un clamper ideal.</w:t>
+        <w:t xml:space="preserve">Esta descarga parcial altera el voltaje almacenado en el capacitor, lo que a su vez modifica el desplazamiento DC de la señal de salida, haciendo que el circuito deje de comportarse como un </w:t>
+      </w:r>
+      <w:proofErr w:type="spellStart"/>
+      <w:r>
+        <w:t>clamper</w:t>
+      </w:r>
+      <w:proofErr w:type="spellEnd"/>
+      <w:r>
+        <w:t xml:space="preserve"> ideal.</w:t>
       </w:r>
     </w:p>
     <w:p>
@@ -3130,13 +3342,7 @@
         <w:ind w:left="-15" w:right="338" w:firstLine="299"/>
       </w:pPr>
       <w:r>
-        <w:t>A lo largo del mon</w:t>
-      </w:r>
-      <w:r>
-        <w:t xml:space="preserve">taje se identificaron aspectos clave que permitieron comprender mejor el funcionamiento del circuito. En primer lugar, fue necesario verificar cuidadosamente la polarización del diodo y la correcta conexión de la fuente de referencia, ya que una inversión </w:t>
-      </w:r>
-      <w:r>
-        <w:t>en cualquiera de estos elementos modifica radicalmente el comportamiento del sujetador.</w:t>
+        <w:t>A lo largo del montaje se identificaron aspectos clave que permitieron comprender mejor el funcionamiento del circuito. En primer lugar, fue necesario verificar cuidadosamente la polarización del diodo y la correcta conexión de la fuente de referencia, ya que una inversión en cualquiera de estos elementos modifica radicalmente el comportamiento del sujetador.</w:t>
       </w:r>
     </w:p>
     <w:p>
@@ -3164,10 +3370,7 @@
         <w:t xml:space="preserve">C </w:t>
       </w:r>
       <w:r>
-        <w:t>en función de la frecuencia de operación prevista. U</w:t>
-      </w:r>
-      <w:r>
-        <w:t>n dimensionamiento inadecuado de la constante de tiempo constituye la principal fuente de error en este tipo de circuitos.</w:t>
+        <w:t>en función de la frecuencia de operación prevista. Un dimensionamiento inadecuado de la constante de tiempo constituye la principal fuente de error en este tipo de circuitos.</w:t>
       </w:r>
     </w:p>
     <w:p>
@@ -3176,10 +3379,15 @@
         <w:ind w:left="-15" w:right="338" w:firstLine="299"/>
       </w:pPr>
       <w:r>
-        <w:t>Finalmente, el uso del amplificador operacional LM324 demostró ser fundamental para compensar la caída de tensión del diodo, permitie</w:t>
-      </w:r>
-      <w:r>
-        <w:t>ndo obtener un desplazamiento DC preciso y estable en comparación con un clamper pasivo convencional.</w:t>
+        <w:t xml:space="preserve">Finalmente, el uso del amplificador operacional LM324 demostró ser fundamental para compensar la caída de tensión del diodo, permitiendo obtener un desplazamiento DC preciso y estable en comparación con un </w:t>
+      </w:r>
+      <w:proofErr w:type="spellStart"/>
+      <w:r>
+        <w:t>clamper</w:t>
+      </w:r>
+      <w:proofErr w:type="spellEnd"/>
+      <w:r>
+        <w:t xml:space="preserve"> pasivo convencional.</w:t>
       </w:r>
     </w:p>
     <w:p>
@@ -3204,11 +3412,9 @@
         <w:ind w:left="-15" w:right="338" w:firstLine="299"/>
       </w:pPr>
       <w:r>
-        <w:t>Los resultados experimentales confirmaron la validez del modelo teórico desarrollado. La señal de salida presentó el desplaz</w:t>
-      </w:r>
-      <w:r>
-        <w:t xml:space="preserve">amiento DC esperado según la ecuación </w:t>
-      </w:r>
+        <w:t xml:space="preserve">Los resultados experimentales confirmaron la validez del modelo teórico desarrollado. La señal de salida presentó el desplazamiento DC esperado según la ecuación </w:t>
+      </w:r>
+      <w:proofErr w:type="spellStart"/>
       <w:r>
         <w:rPr>
           <w:rFonts w:ascii="Cambria" w:eastAsia="Cambria" w:hAnsi="Cambria" w:cs="Cambria"/>
@@ -3222,7 +3428,16 @@
           <w:i/>
           <w:vertAlign w:val="subscript"/>
         </w:rPr>
-        <w:t xml:space="preserve">out </w:t>
+        <w:t>out</w:t>
+      </w:r>
+      <w:proofErr w:type="spellEnd"/>
+      <w:r>
+        <w:rPr>
+          <w:rFonts w:ascii="Cambria" w:eastAsia="Cambria" w:hAnsi="Cambria" w:cs="Cambria"/>
+          <w:i/>
+          <w:vertAlign w:val="subscript"/>
+        </w:rPr>
+        <w:t xml:space="preserve"> </w:t>
       </w:r>
       <w:r>
         <w:rPr>
@@ -3293,10 +3508,7 @@
         <w:ind w:left="-15" w:right="338" w:firstLine="299"/>
       </w:pPr>
       <w:r>
-        <w:t>La principal limitación</w:t>
-      </w:r>
-      <w:r>
-        <w:t xml:space="preserve"> observada estuvo asociada a la frecuencia mínima de operación, determinada por la constante de tiempo </w:t>
+        <w:t xml:space="preserve">La principal limitación observada estuvo asociada a la frecuencia mínima de operación, determinada por la constante de tiempo </w:t>
       </w:r>
       <w:r>
         <w:rPr>
@@ -3353,22 +3565,31 @@
         <w:ind w:left="-15" w:right="338" w:firstLine="299"/>
       </w:pPr>
       <w:r>
-        <w:t xml:space="preserve">El amplificador </w:t>
-      </w:r>
-      <w:r>
-        <w:t>de audio clase B es una configuración ampliamente utilizada en sistemas de amplificación debido a su alta eficiencia energética en comparación con otras topologías como la clase A. Mientras que en los amplificadores clase A los dispositivos activos permane</w:t>
-      </w:r>
-      <w:r>
-        <w:t>cen en conducción durante el ciclo completo de la señal, generando un elevado consumo de energía y considerable disipación de calor, el amplificador clase B activa cada dispositivo únicamente durante la mitad del ciclo, mejorando significativamente la efic</w:t>
-      </w:r>
-      <w:r>
-        <w:t>iencia del sistema. Principio de Funcionamiento Un amplificador clase B emplea dos transistores en configuración push-pull: uno amplifica la semiciclo positivo de la señal y el otro el semiciclo negativo. De esta forma, cada transistor conduce únicamente d</w:t>
-      </w:r>
-      <w:r>
-        <w:t>urante la mitad del ciclo, reduciendo la disipación de energía. Sin embargo, esta configuración introduce una distorsión característica en la transición entre ambos dispositivos, conocida como distorsión de cruce por cero, durante la cual ninguno de los tr</w:t>
-      </w:r>
-      <w:r>
-        <w:t>ansistores se encuentra en conducción. Eficiencia y Potencia de Salida</w:t>
+        <w:t xml:space="preserve">El amplificador de audio clase B es una configuración ampliamente utilizada en sistemas de amplificación debido a su alta eficiencia energética en comparación con otras topologías como la clase A. Mientras que en los amplificadores clase A los dispositivos activos permanecen en conducción durante el ciclo completo de la señal, generando un elevado consumo de energía y considerable disipación de calor, el amplificador clase B activa cada dispositivo únicamente durante la mitad del ciclo, mejorando significativamente la eficiencia del sistema. Principio de Funcionamiento Un amplificador clase B emplea dos transistores en configuración </w:t>
+      </w:r>
+      <w:proofErr w:type="spellStart"/>
+      <w:r>
+        <w:t>push-pull</w:t>
+      </w:r>
+      <w:proofErr w:type="spellEnd"/>
+      <w:r>
+        <w:t xml:space="preserve">: uno amplifica la </w:t>
+      </w:r>
+      <w:proofErr w:type="spellStart"/>
+      <w:r>
+        <w:t>semiciclo</w:t>
+      </w:r>
+      <w:proofErr w:type="spellEnd"/>
+      <w:r>
+        <w:t xml:space="preserve"> positivo de la señal y el otro el </w:t>
+      </w:r>
+      <w:proofErr w:type="spellStart"/>
+      <w:r>
+        <w:t>semiciclo</w:t>
+      </w:r>
+      <w:proofErr w:type="spellEnd"/>
+      <w:r>
+        <w:t xml:space="preserve"> negativo. De esta forma, cada transistor conduce únicamente durante la mitad del ciclo, reduciendo la disipación de energía. Sin embargo, esta configuración introduce una distorsión característica en la transición entre ambos dispositivos, conocida como distorsión de cruce por cero, durante la cual ninguno de los transistores se encuentra en conducción. Eficiencia y Potencia de Salida</w:t>
       </w:r>
     </w:p>
     <w:p>
@@ -3407,10 +3628,7 @@
         <w:t xml:space="preserve">50% </w:t>
       </w:r>
       <w:r>
-        <w:t>que presenta la clase A. No</w:t>
-      </w:r>
-      <w:r>
-        <w:t xml:space="preserve"> obstante, la distorsión en la </w:t>
+        <w:t xml:space="preserve">que presenta la clase A. No obstante, la distorsión en la </w:t>
       </w:r>
       <w:r>
         <w:lastRenderedPageBreak/>
@@ -3430,13 +3648,7 @@
         <w:ind w:left="-15" w:right="338" w:firstLine="299"/>
       </w:pPr>
       <w:r>
-        <w:t>El correcto funcionamiento</w:t>
-      </w:r>
-      <w:r>
-        <w:t xml:space="preserve"> del amplificador clase B depende de la adecuada polarización de los transistores. Los transistores NPN y PNP deben mantenerse en la región activa durante su respectiva mitad del ciclo, lo que se logra mediante resistencias de polarización que ajustan el v</w:t>
-      </w:r>
-      <w:r>
-        <w:t xml:space="preserve">oltaje en las bases. En este diseño se emplearon los transistores </w:t>
+        <w:t xml:space="preserve">El correcto funcionamiento del amplificador clase B depende de la adecuada polarización de los transistores. Los transistores NPN y PNP deben mantenerse en la región activa durante su respectiva mitad del ciclo, lo que se logra mediante resistencias de polarización que ajustan el voltaje en las bases. En este diseño se emplearon los transistores </w:t>
       </w:r>
       <w:r>
         <w:rPr>
@@ -3497,13 +3709,23 @@
         <w:ind w:left="-15" w:right="338" w:firstLine="299"/>
       </w:pPr>
       <w:r>
-        <w:t>La distorsión de cruce por cero ocurre cuando la señal de entrada transita entre el semiciclo positivo y el negativo, generando un intervalo en el que ambos transistores se encuentran apagados simultáneamente. Para reducir este efecto, algunos diseños intr</w:t>
-      </w:r>
-      <w:r>
-        <w:t xml:space="preserve">oducen un pequeño punto de conducción continua en ambos transistores, dando lugar a la clase AB. En este diseño, el uso de un diodo Zener en la etapa de polarización garantiza que los transistores nunca se apaguen completamente, evitando así la distorsión </w:t>
-      </w:r>
-      <w:r>
-        <w:t>de cruce por cero. Ventajas y Desventajas</w:t>
+        <w:t xml:space="preserve">La distorsión de cruce por cero ocurre cuando la señal de entrada transita entre el </w:t>
+      </w:r>
+      <w:proofErr w:type="spellStart"/>
+      <w:r>
+        <w:t>semiciclo</w:t>
+      </w:r>
+      <w:proofErr w:type="spellEnd"/>
+      <w:r>
+        <w:t xml:space="preserve"> positivo y el negativo, generando un intervalo en el que ambos transistores se encuentran apagados simultáneamente. Para reducir este efecto, algunos diseños introducen un pequeño punto de conducción continua en ambos transistores, dando lugar a la clase AB. En este diseño, el uso de un diodo </w:t>
+      </w:r>
+      <w:proofErr w:type="spellStart"/>
+      <w:r>
+        <w:t>Zener</w:t>
+      </w:r>
+      <w:proofErr w:type="spellEnd"/>
+      <w:r>
+        <w:t xml:space="preserve"> en la etapa de polarización garantiza que los transistores nunca se apaguen completamente, evitando así la distorsión de cruce por cero. Ventajas y Desventajas</w:t>
       </w:r>
     </w:p>
     <w:p>
@@ -3608,10 +3830,7 @@
         </mc:AlternateContent>
       </w:r>
       <w:r>
-        <w:t xml:space="preserve"> Ventajas: </w:t>
-      </w:r>
-      <w:r>
-        <w:t>Alta eficiencia energética, adecuado para aplicaciones portátiles o de alta potencia donde el consumo es prioritario.</w:t>
+        <w:t xml:space="preserve"> Ventajas: Alta eficiencia energética, adecuado para aplicaciones portátiles o de alta potencia donde el consumo es prioritario.</w:t>
       </w:r>
     </w:p>
     <w:p>
@@ -3717,13 +3936,7 @@
         </mc:AlternateContent>
       </w:r>
       <w:r>
-        <w:t xml:space="preserve"> Desventajas: </w:t>
-      </w:r>
-      <w:r>
-        <w:t>Distorsión inherente en la transición entre transistores, lo que limi</w:t>
-      </w:r>
-      <w:r>
-        <w:t>ta su aplicación directa en sistemas de alta fidelidad sin técnicas de corrección adicionales.</w:t>
+        <w:t xml:space="preserve"> Desventajas: Distorsión inherente en la transición entre transistores, lo que limita su aplicación directa en sistemas de alta fidelidad sin técnicas de corrección adicionales.</w:t>
       </w:r>
     </w:p>
     <w:p>
@@ -3748,10 +3961,7 @@
         <w:ind w:left="-15" w:right="338" w:firstLine="299"/>
       </w:pPr>
       <w:r>
-        <w:t>Una vez establecidos los fundamentos teóricos, se procedió al diseño del amplificador. El circuito fue simulado previamente en softwar</w:t>
-      </w:r>
-      <w:r>
-        <w:t>e antes de su implementación física, con el fin de verificar el comportamiento esperado y ajustar los valores de los componentes.</w:t>
+        <w:t>Una vez establecidos los fundamentos teóricos, se procedió al diseño del amplificador. El circuito fue simulado previamente en software antes de su implementación física, con el fin de verificar el comportamiento esperado y ajustar los valores de los componentes.</w:t>
       </w:r>
     </w:p>
     <w:p>
@@ -3768,10 +3978,7 @@
         <w:ind w:left="-15" w:right="338" w:firstLine="299"/>
       </w:pPr>
       <w:r>
-        <w:t>El primer paso consistió en calcular las resistencias de polarización para los tr</w:t>
-      </w:r>
-      <w:r>
-        <w:t xml:space="preserve">ansistores </w:t>
+        <w:t xml:space="preserve">El primer paso consistió en calcular las resistencias de polarización para los transistores </w:t>
       </w:r>
       <w:r>
         <w:rPr>
@@ -3884,9 +4091,7 @@
         <w:tblInd w:w="299" w:type="dxa"/>
         <w:tblCellMar>
           <w:top w:w="7" w:type="dxa"/>
-          <w:left w:w="0" w:type="dxa"/>
           <w:bottom w:w="17" w:type="dxa"/>
-          <w:right w:w="0" w:type="dxa"/>
         </w:tblCellMar>
         <w:tblLook w:val="04A0" w:firstRow="1" w:lastRow="0" w:firstColumn="1" w:lastColumn="0" w:noHBand="0" w:noVBand="1"/>
       </w:tblPr>
@@ -4250,6 +4455,7 @@
             <w:r>
               <w:t xml:space="preserve">mA </w:t>
             </w:r>
+            <w:proofErr w:type="spellStart"/>
             <w:r>
               <w:rPr>
                 <w:rFonts w:ascii="Cambria" w:eastAsia="Cambria" w:hAnsi="Cambria" w:cs="Cambria"/>
@@ -4263,7 +4469,16 @@
                 <w:i/>
                 <w:vertAlign w:val="subscript"/>
               </w:rPr>
-              <w:t xml:space="preserve">FE </w:t>
+              <w:t>FE</w:t>
+            </w:r>
+            <w:proofErr w:type="spellEnd"/>
+            <w:r>
+              <w:rPr>
+                <w:rFonts w:ascii="Cambria" w:eastAsia="Cambria" w:hAnsi="Cambria" w:cs="Cambria"/>
+                <w:i/>
+                <w:vertAlign w:val="subscript"/>
+              </w:rPr>
+              <w:t xml:space="preserve"> </w:t>
             </w:r>
             <w:r>
               <w:rPr>
@@ -4349,13 +4564,7 @@
               <w:rPr>
                 <w:rFonts w:ascii="Cambria" w:eastAsia="Cambria" w:hAnsi="Cambria" w:cs="Cambria"/>
               </w:rPr>
-              <w:t>−</w:t>
-            </w:r>
-            <w:r>
-              <w:rPr>
-                <w:rFonts w:ascii="Cambria" w:eastAsia="Cambria" w:hAnsi="Cambria" w:cs="Cambria"/>
-              </w:rPr>
-              <w:t xml:space="preserve"> 0</w:t>
+              <w:t>− 0</w:t>
             </w:r>
             <w:r>
               <w:rPr>
@@ -5002,6 +5211,7 @@
         </w:rPr>
         <w:tab/>
       </w:r>
+      <w:proofErr w:type="spellStart"/>
       <w:r>
         <w:rPr>
           <w:rFonts w:ascii="Cambria" w:eastAsia="Cambria" w:hAnsi="Cambria" w:cs="Cambria"/>
@@ -5017,6 +5227,7 @@
         </w:rPr>
         <w:t>out</w:t>
       </w:r>
+      <w:proofErr w:type="spellEnd"/>
       <w:r>
         <w:rPr>
           <w:rFonts w:ascii="Cambria" w:eastAsia="Cambria" w:hAnsi="Cambria" w:cs="Cambria"/>
@@ -5149,9 +5360,6 @@
         <w:tblInd w:w="299" w:type="dxa"/>
         <w:tblCellMar>
           <w:top w:w="3" w:type="dxa"/>
-          <w:left w:w="0" w:type="dxa"/>
-          <w:bottom w:w="0" w:type="dxa"/>
-          <w:right w:w="0" w:type="dxa"/>
         </w:tblCellMar>
         <w:tblLook w:val="04A0" w:firstRow="1" w:lastRow="0" w:firstColumn="1" w:lastColumn="0" w:noHBand="0" w:noVBand="1"/>
       </w:tblPr>
@@ -5208,6 +5416,7 @@
             <w:r>
               <w:t xml:space="preserve">y </w:t>
             </w:r>
+            <w:proofErr w:type="spellStart"/>
             <w:r>
               <w:rPr>
                 <w:rFonts w:ascii="Cambria" w:eastAsia="Cambria" w:hAnsi="Cambria" w:cs="Cambria"/>
@@ -5221,7 +5430,16 @@
                 <w:i/>
                 <w:vertAlign w:val="subscript"/>
               </w:rPr>
-              <w:t xml:space="preserve">c </w:t>
+              <w:t>c</w:t>
+            </w:r>
+            <w:proofErr w:type="spellEnd"/>
+            <w:r>
+              <w:rPr>
+                <w:rFonts w:ascii="Cambria" w:eastAsia="Cambria" w:hAnsi="Cambria" w:cs="Cambria"/>
+                <w:i/>
+                <w:vertAlign w:val="subscript"/>
+              </w:rPr>
+              <w:t xml:space="preserve"> </w:t>
             </w:r>
             <w:r>
               <w:rPr>
@@ -6132,7 +6350,15 @@
         <w:jc w:val="left"/>
       </w:pPr>
       <w:r>
-        <w:t xml:space="preserve">Diodo Zener: </w:t>
+        <w:t xml:space="preserve">Diodo </w:t>
+      </w:r>
+      <w:proofErr w:type="spellStart"/>
+      <w:r>
+        <w:t>Zener</w:t>
+      </w:r>
+      <w:proofErr w:type="spellEnd"/>
+      <w:r>
+        <w:t xml:space="preserve">: </w:t>
       </w:r>
       <w:r>
         <w:rPr>
@@ -6218,10 +6444,7 @@
         <w:jc w:val="left"/>
       </w:pPr>
       <w:r>
-        <w:t xml:space="preserve">Amplificador operacional: </w:t>
-      </w:r>
-      <w:r>
-        <w:t>LM354</w:t>
+        <w:t>Amplificador operacional: LM354</w:t>
       </w:r>
     </w:p>
     <w:p>
@@ -6257,10 +6480,15 @@
         <w:ind w:left="-15" w:right="338" w:firstLine="299"/>
       </w:pPr>
       <w:r>
-        <w:t>Simulación del Amplificador de Audio A con</w:t>
-      </w:r>
-      <w:r>
-        <w:t>tinuación se presenta la simulación del circuito implementado en multisim, donde se puede observar la señal de salida amplificada y la respuesta del circuito ante la señal de entrada.</w:t>
+        <w:t xml:space="preserve">Simulación del Amplificador de Audio A continuación se presenta la simulación del circuito implementado en </w:t>
+      </w:r>
+      <w:proofErr w:type="spellStart"/>
+      <w:r>
+        <w:t>multisim</w:t>
+      </w:r>
+      <w:proofErr w:type="spellEnd"/>
+      <w:r>
+        <w:t>, donde se puede observar la señal de salida amplificada y la respuesta del circuito ante la señal de entrada.</w:t>
       </w:r>
     </w:p>
     <w:p>
@@ -6331,10 +6559,7 @@
       </w:r>
       <w:r>
         <w:tab/>
-        <w:t>Resulta</w:t>
-      </w:r>
-      <w:r>
-        <w:t>dos Experimentales</w:t>
+        <w:t>Resultados Experimentales</w:t>
       </w:r>
     </w:p>
     <w:p>
@@ -6350,10 +6575,7 @@
         <w:ind w:left="-15" w:right="338" w:firstLine="299"/>
       </w:pPr>
       <w:r>
-        <w:t>Durante la implementación física del circuito se realizaron observaciones importantes que permitieron comprender mejor las limitaciones prácticas del diseño. En primera instancia, se verificó que la señal de salida presentaba una amplificación de aproximad</w:t>
-      </w:r>
-      <w:r>
-        <w:t>amente 100 veces respecto a la señal de entrada, comportamiento consistente con el diseño teórico.</w:t>
+        <w:t>Durante la implementación física del circuito se realizaron observaciones importantes que permitieron comprender mejor las limitaciones prácticas del diseño. En primera instancia, se verificó que la señal de salida presentaba una amplificación de aproximadamente 100 veces respecto a la señal de entrada, comportamiento consistente con el diseño teórico.</w:t>
       </w:r>
     </w:p>
     <w:p>
@@ -6383,7 +6605,15 @@
         <w:t xml:space="preserve">3904 </w:t>
       </w:r>
       <w:r>
-        <w:t xml:space="preserve">amplificó el semiciclo positivo y el </w:t>
+        <w:t xml:space="preserve">amplificó el </w:t>
+      </w:r>
+      <w:proofErr w:type="spellStart"/>
+      <w:r>
+        <w:t>semiciclo</w:t>
+      </w:r>
+      <w:proofErr w:type="spellEnd"/>
+      <w:r>
+        <w:t xml:space="preserve"> positivo y el </w:t>
       </w:r>
       <w:r>
         <w:rPr>
@@ -6405,7 +6635,15 @@
         <w:t xml:space="preserve">3906 </w:t>
       </w:r>
       <w:r>
-        <w:t xml:space="preserve">el semiciclo negativo. El capacitor de acoplamiento de </w:t>
+        <w:t xml:space="preserve">el </w:t>
+      </w:r>
+      <w:proofErr w:type="spellStart"/>
+      <w:r>
+        <w:t>semiciclo</w:t>
+      </w:r>
+      <w:proofErr w:type="spellEnd"/>
+      <w:r>
+        <w:t xml:space="preserve"> negativo. El capacitor de acoplamiento de </w:t>
       </w:r>
       <w:r>
         <w:rPr>
@@ -6450,10 +6688,7 @@
         <w:ind w:left="-15" w:right="338" w:firstLine="299"/>
       </w:pPr>
       <w:r>
-        <w:t>Una observación crítica durante la práctica fue que los</w:t>
-      </w:r>
-      <w:r>
-        <w:t xml:space="preserve"> transistores </w:t>
+        <w:t xml:space="preserve">Una observación crítica durante la práctica fue que los transistores </w:t>
       </w:r>
       <w:r>
         <w:rPr>
@@ -6507,10 +6742,7 @@
         <w:t>200</w:t>
       </w:r>
       <w:r>
-        <w:t>mA, estos transistores resultaron insuficientes para las condiciones de alta pote</w:t>
-      </w:r>
-      <w:r>
-        <w:t>ncia requeridas, manifestándose saturación y recorte de la señal en ciertas partes del ciclo.</w:t>
+        <w:t>mA, estos transistores resultaron insuficientes para las condiciones de alta potencia requeridas, manifestándose saturación y recorte de la señal en ciertas partes del ciclo.</w:t>
       </w:r>
     </w:p>
     <w:p>
@@ -6518,10 +6750,7 @@
         <w:ind w:left="-15" w:right="338" w:firstLine="299"/>
       </w:pPr>
       <w:r>
-        <w:t>Adicionalmente, la distorsión de cruce por cero fue claramente observable en la señal de salida, evidenciando la transición abrupta entre los dos transistores dur</w:t>
-      </w:r>
-      <w:r>
-        <w:t>ante la conmutación. Este fenómeno confirmó experimentalmente la teoría previamente estudiada.</w:t>
+        <w:t>Adicionalmente, la distorsión de cruce por cero fue claramente observable en la señal de salida, evidenciando la transición abrupta entre los dos transistores durante la conmutación. Este fenómeno confirmó experimentalmente la teoría previamente estudiada.</w:t>
       </w:r>
     </w:p>
     <w:p>
@@ -6537,10 +6766,7 @@
         <w:ind w:left="-15" w:right="338" w:firstLine="299"/>
       </w:pPr>
       <w:r>
-        <w:t>A partir de los resultados obtenidos, se identificó que la selección adecuada de los transistores de potencia constituye un fact</w:t>
-      </w:r>
-      <w:r>
-        <w:t xml:space="preserve">or determinante en el desempeño del amplificador clase B. Los transistores </w:t>
+        <w:t xml:space="preserve">A partir de los resultados obtenidos, se identificó que la selección adecuada de los transistores de potencia constituye un factor determinante en el desempeño del amplificador clase B. Los transistores </w:t>
       </w:r>
       <w:r>
         <w:rPr>
@@ -6593,10 +6819,7 @@
         <w:ind w:left="-15" w:right="338" w:firstLine="299"/>
       </w:pPr>
       <w:r>
-        <w:t>Como conclusión prác</w:t>
-      </w:r>
-      <w:r>
-        <w:t xml:space="preserve">tica, se determinó que para lograr la máxima capacidad de disipación en la resistencia de potencia de </w:t>
+        <w:t xml:space="preserve">Como conclusión práctica, se determinó que para lograr la máxima capacidad de disipación en la resistencia de potencia de </w:t>
       </w:r>
       <w:r>
         <w:rPr>
@@ -6637,10 +6860,7 @@
         <w:t>42</w:t>
       </w:r>
       <w:r>
-        <w:t xml:space="preserve">, capaces de manejar </w:t>
-      </w:r>
-      <w:r>
-        <w:t xml:space="preserve">corrientes superiores, o los </w:t>
+        <w:t xml:space="preserve">, capaces de manejar corrientes superiores, o los </w:t>
       </w:r>
       <w:r>
         <w:rPr>
@@ -6722,10 +6942,7 @@
       </w:r>
       <w:r>
         <w:tab/>
-        <w:t>Conclusi</w:t>
-      </w:r>
-      <w:r>
-        <w:t>ones</w:t>
+        <w:t>Conclusiones</w:t>
       </w:r>
     </w:p>
     <w:p>
@@ -6733,10 +6950,7 @@
         <w:ind w:left="-15" w:right="338" w:firstLine="299"/>
       </w:pPr>
       <w:r>
-        <w:t>Los resultados experimentales demostraron que el amplificador clase B diseñado es funcional y eficiente en términos de amplificación de señal. Sin embargo, la elección de transistores adecuados resulta fundamental para garantizar el correcto manejo de</w:t>
-      </w:r>
-      <w:r>
-        <w:t xml:space="preserve"> potencia en el circuito. Por medio de los cálculos realizados, se estableció que la potencia máxima disipable en la configuración implementada es de </w:t>
+        <w:t xml:space="preserve">Los resultados experimentales demostraron que el amplificador clase B diseñado es funcional y eficiente en términos de amplificación de señal. Sin embargo, la elección de transistores adecuados resulta fundamental para garantizar el correcto manejo de potencia en el circuito. Por medio de los cálculos realizados, se estableció que la potencia máxima disipable en la configuración implementada es de </w:t>
       </w:r>
       <w:r>
         <w:rPr>
@@ -6767,13 +6981,7 @@
         <w:t>10</w:t>
       </w:r>
       <w:r>
-        <w:t xml:space="preserve">W que permite la resistencia de potencia utilizada. Este ejercicio permitió </w:t>
-      </w:r>
-      <w:r>
-        <w:t>comprender de manera práctica la importancia de seleccionar componentes acordes a los requerimientos de potencia del diseño, así como la necesidad de considerar las no idealidades de los dispositivos reales en el proceso de diseño de amplificadores de audi</w:t>
-      </w:r>
-      <w:r>
-        <w:t>o.</w:t>
+        <w:t>W que permite la resistencia de potencia utilizada. Este ejercicio permitió comprender de manera práctica la importancia de seleccionar componentes acordes a los requerimientos de potencia del diseño, así como la necesidad de considerar las no idealidades de los dispositivos reales en el proceso de diseño de amplificadores de audio.</w:t>
       </w:r>
     </w:p>
     <w:p>
@@ -6807,10 +7015,7 @@
         <w:ind w:left="-15" w:right="338" w:firstLine="299"/>
       </w:pPr>
       <w:r>
-        <w:t>El Convertidor Digital a Analógico (DAC, por sus siglas en inglés) es un componente esencial en sistemas de procesamiento de señales que requieren la conversión de información digital a su equivalente analóg</w:t>
-      </w:r>
-      <w:r>
-        <w:t>ico. Su aplicación abarca desde la síntesis de audio y video hasta sistemas de comunicación y de instrumentación de precisión.</w:t>
+        <w:t>El Convertidor Digital a Analógico (DAC, por sus siglas en inglés) es un componente esencial en sistemas de procesamiento de señales que requieren la conversión de información digital a su equivalente analógico. Su aplicación abarca desde la síntesis de audio y video hasta sistemas de comunicación y de instrumentación de precisión.</w:t>
       </w:r>
     </w:p>
     <w:p>
@@ -6837,10 +7042,7 @@
         <w:t xml:space="preserve">N </w:t>
       </w:r>
       <w:r>
-        <w:t>bits y lo convierte en una señal analógica continua, genera</w:t>
-      </w:r>
-      <w:r>
-        <w:t xml:space="preserve">ndo </w:t>
+        <w:t xml:space="preserve">bits y lo convierte en una señal analógica continua, generando </w:t>
       </w:r>
       <w:r>
         <w:rPr>
@@ -6857,10 +7059,7 @@
         <w:t xml:space="preserve">N </w:t>
       </w:r>
       <w:r>
-        <w:t>niveles de salida posibles, cada uno correspondiente a un voltaje específico. Los bits más significativos (MSB) tienen un mayor impacto sobre el voltaje de salida que los bits menos significativos (LSB). La función de transferencia general de un DAC</w:t>
-      </w:r>
-      <w:r>
-        <w:t xml:space="preserve"> de </w:t>
+        <w:t xml:space="preserve">niveles de salida posibles, cada uno correspondiente a un voltaje específico. Los bits más significativos (MSB) tienen un mayor impacto sobre el voltaje de salida que los bits menos significativos (LSB). La función de transferencia general de un DAC de </w:t>
       </w:r>
       <w:r>
         <w:rPr>
@@ -6939,6 +7138,7 @@
       <w:r>
         <w:t xml:space="preserve">donde </w:t>
       </w:r>
+      <w:proofErr w:type="spellStart"/>
       <w:r>
         <w:rPr>
           <w:rFonts w:ascii="Cambria" w:eastAsia="Cambria" w:hAnsi="Cambria" w:cs="Cambria"/>
@@ -6952,7 +7152,16 @@
           <w:i/>
           <w:vertAlign w:val="subscript"/>
         </w:rPr>
-        <w:t xml:space="preserve">ref </w:t>
+        <w:t>ref</w:t>
+      </w:r>
+      <w:proofErr w:type="spellEnd"/>
+      <w:r>
+        <w:rPr>
+          <w:rFonts w:ascii="Cambria" w:eastAsia="Cambria" w:hAnsi="Cambria" w:cs="Cambria"/>
+          <w:i/>
+          <w:vertAlign w:val="subscript"/>
+        </w:rPr>
+        <w:t xml:space="preserve"> </w:t>
       </w:r>
       <w:r>
         <w:t xml:space="preserve">es el voltaje de referencia y </w:t>
@@ -6983,7 +7192,15 @@
         <w:t>i</w:t>
       </w:r>
       <w:r>
-        <w:t>-ésimo de la entrada digital.</w:t>
+        <w:t>-</w:t>
+      </w:r>
+      <w:proofErr w:type="spellStart"/>
+      <w:r>
+        <w:t>ésimo</w:t>
+      </w:r>
+      <w:proofErr w:type="spellEnd"/>
+      <w:r>
+        <w:t xml:space="preserve"> de la entrada digital.</w:t>
       </w:r>
     </w:p>
     <w:p>
@@ -7231,10 +7448,7 @@
         </mc:AlternateContent>
       </w:r>
       <w:r>
-        <w:t xml:space="preserve">DAC de red R-2R: </w:t>
-      </w:r>
-      <w:r>
-        <w:t>Utiliza únicamente dos valores de resistencias (</w:t>
+        <w:t>DAC de red R-2R: Utiliza únicamente dos valores de resistencias (</w:t>
       </w:r>
       <w:r>
         <w:rPr>
@@ -7260,10 +7474,7 @@
         <w:t>R</w:t>
       </w:r>
       <w:r>
-        <w:t>) organizadas en red escalera. Es simple, económico y de amplio uso</w:t>
-      </w:r>
-      <w:r>
-        <w:t xml:space="preserve"> en aplicaciones donde no se requiere extrema precisión.</w:t>
+        <w:t>) organizadas en red escalera. Es simple, económico y de amplio uso en aplicaciones donde no se requiere extrema precisión.</w:t>
       </w:r>
     </w:p>
     <w:p>
@@ -7272,10 +7483,7 @@
         <w:ind w:left="327" w:right="338"/>
       </w:pPr>
       <w:r>
-        <w:t xml:space="preserve">DAC con amplificadores operacionales: </w:t>
-      </w:r>
-      <w:r>
-        <w:t>Emplea amplificadores operacionales para sumar las señales de voltaje correspondientes a cada bit, logrando mayor precisión y estabilidad.</w:t>
+        <w:t>DAC con amplificadores operacionales: Emplea amplificadores operacionales para sumar las señales de voltaje correspondientes a cada bit, logrando mayor precisión y estabilidad.</w:t>
       </w:r>
     </w:p>
     <w:p>
@@ -7285,13 +7493,7 @@
       </w:pPr>
       <w:r>
         <w:lastRenderedPageBreak/>
-        <w:t xml:space="preserve">DAC Delta-Sigma: </w:t>
-      </w:r>
-      <w:r>
-        <w:t>Utili</w:t>
-      </w:r>
-      <w:r>
-        <w:t>za técnicas de modulación delta-sigma para lograr alta resolución y bajo ruido, siendo ideal para aplicaciones de audio de alta fidelidad.</w:t>
+        <w:t>DAC Delta-Sigma: Utiliza técnicas de modulación delta-sigma para lograr alta resolución y bajo ruido, siendo ideal para aplicaciones de audio de alta fidelidad.</w:t>
       </w:r>
     </w:p>
     <w:p>
@@ -7308,10 +7510,7 @@
         <w:ind w:left="-15" w:right="338" w:firstLine="299"/>
       </w:pPr>
       <w:r>
-        <w:t>La topología R-2R fue la seleccionada para esta práctica debido a su simplicidad de implementación. E</w:t>
-      </w:r>
-      <w:r>
-        <w:t xml:space="preserve">n esta red, las resistencias de valor </w:t>
+        <w:t xml:space="preserve">La topología R-2R fue la seleccionada para esta práctica debido a su simplicidad de implementación. En esta red, las resistencias de valor </w:t>
       </w:r>
       <w:r>
         <w:rPr>
@@ -7422,13 +7621,7 @@
         <w:ind w:left="-15" w:right="338" w:firstLine="299"/>
       </w:pPr>
       <w:r>
-        <w:t>La resol</w:t>
-      </w:r>
-      <w:r>
-        <w:t>ución de un DAC está determinada por el número de bits de entrada. A mayor número de bits, mayor precisión en la conversión, aunque esto también implica mayor complejidad en el diseño y mayor tiempo de conversión. La velocidad de conversión es un parámetro</w:t>
-      </w:r>
-      <w:r>
-        <w:t xml:space="preserve"> crítico en aplicaciones de alta frecuencia como la generación de señales de audio o video.</w:t>
+        <w:t>La resolución de un DAC está determinada por el número de bits de entrada. A mayor número de bits, mayor precisión en la conversión, aunque esto también implica mayor complejidad en el diseño y mayor tiempo de conversión. La velocidad de conversión es un parámetro crítico en aplicaciones de alta frecuencia como la generación de señales de audio o video.</w:t>
       </w:r>
     </w:p>
     <w:p>
@@ -7445,10 +7638,7 @@
         <w:ind w:left="-15" w:right="338" w:firstLine="299"/>
       </w:pPr>
       <w:r>
-        <w:t>El error de conversión en un DAC puede originarse por diversas fuentes, entre ellas las tolerancias de las resistencias en la red R-2R, la no linealidad del convertidor y el ruido introducido por el amplificador operacional. Un DAC ideal debería generar un</w:t>
-      </w:r>
-      <w:r>
-        <w:t>a salida proporcional y continua respecto a la entrada digital, sin distorsión ni error.</w:t>
+        <w:t>El error de conversión en un DAC puede originarse por diversas fuentes, entre ellas las tolerancias de las resistencias en la red R-2R, la no linealidad del convertidor y el ruido introducido por el amplificador operacional. Un DAC ideal debería generar una salida proporcional y continua respecto a la entrada digital, sin distorsión ni error.</w:t>
       </w:r>
     </w:p>
     <w:p>
@@ -7519,14 +7709,7 @@
           <w:rFonts w:ascii="Cambria" w:eastAsia="Cambria" w:hAnsi="Cambria" w:cs="Cambria"/>
           <w:i/>
         </w:rPr>
-        <w:t>R</w:t>
-      </w:r>
-      <w:r>
-        <w:rPr>
-          <w:rFonts w:ascii="Cambria" w:eastAsia="Cambria" w:hAnsi="Cambria" w:cs="Cambria"/>
-          <w:i/>
-        </w:rPr>
-        <w:t xml:space="preserve"> </w:t>
+        <w:t xml:space="preserve">R </w:t>
       </w:r>
       <w:r>
         <w:rPr>
@@ -7544,7 +7727,15 @@
         <w:t>Ω</w:t>
       </w:r>
       <w:r>
-        <w:t>. La entrada digital fue simulada mediante un DIP Switch, y la conversión fue procesada por un amplificador operacional LM358 configurado como comparador a la salida de la red resistiva.</w:t>
+        <w:t xml:space="preserve">. La entrada digital fue simulada mediante un DIP </w:t>
+      </w:r>
+      <w:proofErr w:type="spellStart"/>
+      <w:r>
+        <w:t>Switch</w:t>
+      </w:r>
+      <w:proofErr w:type="spellEnd"/>
+      <w:r>
+        <w:t>, y la conversión fue procesada por un amplificador operacional LM358 configurado como comparador a la salida de la red resistiva.</w:t>
       </w:r>
     </w:p>
     <w:p>
@@ -7703,6 +7894,7 @@
       <w:r>
         <w:t xml:space="preserve">Con </w:t>
       </w:r>
+      <w:proofErr w:type="spellStart"/>
       <w:r>
         <w:rPr>
           <w:rFonts w:ascii="Cambria" w:eastAsia="Cambria" w:hAnsi="Cambria" w:cs="Cambria"/>
@@ -7716,7 +7908,16 @@
           <w:i/>
           <w:vertAlign w:val="subscript"/>
         </w:rPr>
-        <w:t xml:space="preserve">ref </w:t>
+        <w:t>ref</w:t>
+      </w:r>
+      <w:proofErr w:type="spellEnd"/>
+      <w:r>
+        <w:rPr>
+          <w:rFonts w:ascii="Cambria" w:eastAsia="Cambria" w:hAnsi="Cambria" w:cs="Cambria"/>
+          <w:i/>
+          <w:vertAlign w:val="subscript"/>
+        </w:rPr>
+        <w:t xml:space="preserve"> </w:t>
       </w:r>
       <w:r>
         <w:rPr>
@@ -7777,6 +7978,7 @@
         </w:rPr>
         <w:tab/>
       </w:r>
+      <w:proofErr w:type="spellStart"/>
       <w:r>
         <w:rPr>
           <w:rFonts w:ascii="Cambria" w:eastAsia="Cambria" w:hAnsi="Cambria" w:cs="Cambria"/>
@@ -7790,7 +7992,16 @@
           <w:i/>
           <w:vertAlign w:val="subscript"/>
         </w:rPr>
-        <w:t xml:space="preserve">out,max </w:t>
+        <w:t>out,max</w:t>
+      </w:r>
+      <w:proofErr w:type="spellEnd"/>
+      <w:r>
+        <w:rPr>
+          <w:rFonts w:ascii="Cambria" w:eastAsia="Cambria" w:hAnsi="Cambria" w:cs="Cambria"/>
+          <w:i/>
+          <w:vertAlign w:val="subscript"/>
+        </w:rPr>
+        <w:t xml:space="preserve"> </w:t>
       </w:r>
       <w:r>
         <w:rPr>
@@ -7925,10 +8136,7 @@
       </w:r>
       <w:r>
         <w:tab/>
-        <w:t>(25</w:t>
-      </w:r>
-      <w:r>
-        <w:t>)</w:t>
+        <w:t>(25)</w:t>
       </w:r>
     </w:p>
     <w:p>
@@ -8234,6 +8442,7 @@
       <w:r>
         <w:t xml:space="preserve">mA (26) </w:t>
       </w:r>
+      <w:proofErr w:type="spellStart"/>
       <w:r>
         <w:rPr>
           <w:rFonts w:ascii="Cambria" w:eastAsia="Cambria" w:hAnsi="Cambria" w:cs="Cambria"/>
@@ -8247,7 +8456,16 @@
           <w:i/>
           <w:vertAlign w:val="subscript"/>
         </w:rPr>
-        <w:t xml:space="preserve">FE </w:t>
+        <w:t>FE</w:t>
+      </w:r>
+      <w:proofErr w:type="spellEnd"/>
+      <w:r>
+        <w:rPr>
+          <w:rFonts w:ascii="Cambria" w:eastAsia="Cambria" w:hAnsi="Cambria" w:cs="Cambria"/>
+          <w:i/>
+          <w:vertAlign w:val="subscript"/>
+        </w:rPr>
+        <w:t xml:space="preserve"> </w:t>
       </w:r>
       <w:r>
         <w:rPr>
@@ -8645,10 +8863,7 @@
         </mc:AlternateContent>
       </w:r>
       <w:r>
-        <w:t xml:space="preserve">Red resistiva: </w:t>
-      </w:r>
-      <w:r>
-        <w:t xml:space="preserve">4 resistencias de </w:t>
+        <w:t xml:space="preserve">Red resistiva: 4 resistencias de </w:t>
       </w:r>
       <w:r>
         <w:rPr>
@@ -8722,10 +8937,7 @@
         <w:jc w:val="left"/>
       </w:pPr>
       <w:r>
-        <w:t xml:space="preserve">Amplificador operacional: </w:t>
-      </w:r>
-      <w:r>
-        <w:t>LM358</w:t>
+        <w:t>Amplificador operacional: LM358</w:t>
       </w:r>
     </w:p>
     <w:p>
@@ -8734,10 +8946,15 @@
         <w:ind w:left="327" w:right="338"/>
       </w:pPr>
       <w:r>
-        <w:t xml:space="preserve">Entrada digital: </w:t>
-      </w:r>
-      <w:r>
-        <w:t>DIP Switch de 4 bits</w:t>
+        <w:t xml:space="preserve">Entrada digital: DIP </w:t>
+      </w:r>
+      <w:proofErr w:type="spellStart"/>
+      <w:r>
+        <w:t>Switch</w:t>
+      </w:r>
+      <w:proofErr w:type="spellEnd"/>
+      <w:r>
+        <w:t xml:space="preserve"> de 4 bits</w:t>
       </w:r>
     </w:p>
     <w:p>
@@ -8749,6 +8966,7 @@
       <w:r>
         <w:t xml:space="preserve">Fuente de referencia: </w:t>
       </w:r>
+      <w:proofErr w:type="spellStart"/>
       <w:r>
         <w:rPr>
           <w:rFonts w:ascii="Cambria" w:eastAsia="Cambria" w:hAnsi="Cambria" w:cs="Cambria"/>
@@ -8762,7 +8980,16 @@
           <w:i/>
           <w:vertAlign w:val="subscript"/>
         </w:rPr>
-        <w:t xml:space="preserve">ref </w:t>
+        <w:t>ref</w:t>
+      </w:r>
+      <w:proofErr w:type="spellEnd"/>
+      <w:r>
+        <w:rPr>
+          <w:rFonts w:ascii="Cambria" w:eastAsia="Cambria" w:hAnsi="Cambria" w:cs="Cambria"/>
+          <w:i/>
+          <w:vertAlign w:val="subscript"/>
+        </w:rPr>
+        <w:t xml:space="preserve"> </w:t>
       </w:r>
       <w:r>
         <w:rPr>
@@ -8787,10 +9014,7 @@
         <w:ind w:left="-15" w:right="338" w:firstLine="299"/>
       </w:pPr>
       <w:r>
-        <w:t>Previo al montaje físico, se realizó la simulación del circuito con el fin de verificar los niveles de voltaje esperados en cada nodo de la red R-2R y la respuesta analógica de salida ante diferentes combi</w:t>
-      </w:r>
-      <w:r>
-        <w:t>naciones de la entrada digital.</w:t>
+        <w:t>Previo al montaje físico, se realizó la simulación del circuito con el fin de verificar los niveles de voltaje esperados en cada nodo de la red R-2R y la respuesta analógica de salida ante diferentes combinaciones de la entrada digital.</w:t>
       </w:r>
     </w:p>
     <w:p>
@@ -8877,10 +9101,15 @@
         <w:ind w:left="-15" w:right="338" w:firstLine="299"/>
       </w:pPr>
       <w:r>
-        <w:t>Durante la implementación del DAC en protoboard se procedió de manera ordenada, verificando</w:t>
-      </w:r>
-      <w:r>
-        <w:t xml:space="preserve"> en cada etapa los niveles lógicos presentes en los nodos de la red resistiva. El osciloscopio permitió confirmar que los niveles de voltaje en cada nodo correspondían a los valores esperados teóricamente, desde el MSB hasta el LSB.</w:t>
+        <w:t xml:space="preserve">Durante la implementación del DAC en </w:t>
+      </w:r>
+      <w:proofErr w:type="spellStart"/>
+      <w:r>
+        <w:t>protoboard</w:t>
+      </w:r>
+      <w:proofErr w:type="spellEnd"/>
+      <w:r>
+        <w:t xml:space="preserve"> se procedió de manera ordenada, verificando en cada etapa los niveles lógicos presentes en los nodos de la red resistiva. El osciloscopio permitió confirmar que los niveles de voltaje en cada nodo correspondían a los valores esperados teóricamente, desde el MSB hasta el LSB.</w:t>
       </w:r>
     </w:p>
     <w:p>
@@ -8888,10 +9117,7 @@
         <w:ind w:left="-15" w:right="338" w:firstLine="299"/>
       </w:pPr>
       <w:r>
-        <w:t xml:space="preserve">La entrada digital fue </w:t>
-      </w:r>
-      <w:r>
-        <w:t>implementada mediante fuentes de corriente que simulaban los niveles lógicos, conectadas a través de la red resistiva. La caída de voltaje en cada resistencia representaba el peso proporcional de cada bit en la salida analógica.</w:t>
+        <w:t>La entrada digital fue implementada mediante fuentes de corriente que simulaban los niveles lógicos, conectadas a través de la red resistiva. La caída de voltaje en cada resistencia representaba el peso proporcional de cada bit en la salida analógica.</w:t>
       </w:r>
     </w:p>
     <w:p>
@@ -8925,10 +9151,7 @@
         <w:t>5</w:t>
       </w:r>
       <w:r>
-        <w:t>V en función de la combinación binaria aplicada en la entrada. Este rango de operación confirmó el correcto</w:t>
-      </w:r>
-      <w:r>
-        <w:t xml:space="preserve"> funcionamiento del convertidor dentro de los parámetros de diseño establecidos.</w:t>
+        <w:t>V en función de la combinación binaria aplicada en la entrada. Este rango de operación confirmó el correcto funcionamiento del convertidor dentro de los parámetros de diseño establecidos.</w:t>
       </w:r>
     </w:p>
     <w:p>
@@ -8944,13 +9167,7 @@
         <w:ind w:left="-15" w:right="338" w:firstLine="299"/>
       </w:pPr>
       <w:r>
-        <w:t>Un aspecto relevante observado durante la práctica fue la discrepancia entre el nivel DC de la señal simulada y el obtenid</w:t>
-      </w:r>
-      <w:r>
-        <w:t>o experimentalmente. Mientras que la simulación mostró un nivel DC negativo en la salida, el montaje físico presentó una variación en DC positivo. Esta diferencia se atribuye a las condiciones de polarización del amplificador operacional y a las tolerancia</w:t>
-      </w:r>
-      <w:r>
-        <w:t>s de los componentes reales utilizados.</w:t>
+        <w:t>Un aspecto relevante observado durante la práctica fue la discrepancia entre el nivel DC de la señal simulada y el obtenido experimentalmente. Mientras que la simulación mostró un nivel DC negativo en la salida, el montaje físico presentó una variación en DC positivo. Esta diferencia se atribuye a las condiciones de polarización del amplificador operacional y a las tolerancias de los componentes reales utilizados.</w:t>
       </w:r>
     </w:p>
     <w:p>
@@ -8966,17 +9183,11 @@
         <w:ind w:left="-15" w:right="338" w:firstLine="299"/>
       </w:pPr>
       <w:r>
-        <w:t>La implementación del DAC resultó ser una de las prácticas más ilustrativas del curso, ya que permitió comprender de manera directa la relación entre los niveles lógicos digitales y s</w:t>
-      </w:r>
-      <w:r>
-        <w:t xml:space="preserve">u representación analógica equivalente. El proceso </w:t>
+        <w:t xml:space="preserve">La implementación del DAC resultó ser una de las prácticas más ilustrativas del curso, ya que permitió comprender de manera directa la relación entre los niveles lógicos digitales y su representación analógica equivalente. El proceso </w:t>
       </w:r>
       <w:r>
         <w:lastRenderedPageBreak/>
-        <w:t>de verificar nodo por nodo los niveles de voltaje en la red R-2R fue fundamental para identificar posibles errores de conexión y validar el comportamiento del circuito antes de integrar el amplificador ope</w:t>
-      </w:r>
-      <w:r>
-        <w:t>racional a la salida.</w:t>
+        <w:t>de verificar nodo por nodo los niveles de voltaje en la red R-2R fue fundamental para identificar posibles errores de conexión y validar el comportamiento del circuito antes de integrar el amplificador operacional a la salida.</w:t>
       </w:r>
     </w:p>
     <w:p>
@@ -8985,10 +9196,7 @@
         <w:ind w:left="-15" w:right="338" w:firstLine="299"/>
       </w:pPr>
       <w:r>
-        <w:t>Adicionalmente, se comprendió que la precisión del DAC está directamente relacionada con la tolerancia de las resistencias empleadas. Pequeñas variaciones en los valores resistivos introducen errores de linealidad que se manifiestan c</w:t>
-      </w:r>
-      <w:r>
-        <w:t>omo desviaciones en los niveles de voltaje de salida respecto a los valores ideales calculados.</w:t>
+        <w:t>Adicionalmente, se comprendió que la precisión del DAC está directamente relacionada con la tolerancia de las resistencias empleadas. Pequeñas variaciones en los valores resistivos introducen errores de linealidad que se manifiestan como desviaciones en los niveles de voltaje de salida respecto a los valores ideales calculados.</w:t>
       </w:r>
     </w:p>
     <w:p>
@@ -9031,10 +9239,7 @@
         <w:t>5</w:t>
       </w:r>
       <w:r>
-        <w:t>V, co</w:t>
-      </w:r>
-      <w:r>
-        <w:t>nfirmando el correcto funcionamiento del diseño.</w:t>
+        <w:t>V, confirmando el correcto funcionamiento del diseño.</w:t>
       </w:r>
     </w:p>
     <w:p>
@@ -9043,10 +9248,7 @@
         <w:ind w:left="-15" w:right="338" w:firstLine="299"/>
       </w:pPr>
       <w:r>
-        <w:t>La diferencia observada entre los resultados de simulación y los experimentales refuerza la importancia de considerar las no idealidades de los componentes reales en el proceso de diseño, especialmente la po</w:t>
-      </w:r>
-      <w:r>
-        <w:t>larización del amplificador operacional y las tolerancias de las resistencias de la red R-2R.</w:t>
+        <w:t>La diferencia observada entre los resultados de simulación y los experimentales refuerza la importancia de considerar las no idealidades de los componentes reales en el proceso de diseño, especialmente la polarización del amplificador operacional y las tolerancias de las resistencias de la red R-2R.</w:t>
       </w:r>
     </w:p>
     <w:p>
@@ -9080,13 +9282,7 @@
         <w:ind w:left="-15" w:right="338" w:firstLine="299"/>
       </w:pPr>
       <w:r>
-        <w:t>La arquitectura Sallen-Key constituye una de las topologías más utilizadas en el diseño de filtros activos d</w:t>
-      </w:r>
-      <w:r>
-        <w:t xml:space="preserve">e segundo orden, debido a su simplicidad, estabilidad y facilidad de implementación mediante amplificadores operacionales, sin necesidad de inductores físicos. El uso de redes RC representa una ventaja significativa frente a los inductores, los cuales son </w:t>
-      </w:r>
-      <w:r>
-        <w:t>más costosos, ocupan mayor espacio y son más susceptibles a variaciones en frecuencia e interferencias electromagnéticas.</w:t>
+        <w:t>La arquitectura Sallen-Key constituye una de las topologías más utilizadas en el diseño de filtros activos de segundo orden, debido a su simplicidad, estabilidad y facilidad de implementación mediante amplificadores operacionales, sin necesidad de inductores físicos. El uso de redes RC representa una ventaja significativa frente a los inductores, los cuales son más costosos, ocupan mayor espacio y son más susceptibles a variaciones en frecuencia e interferencias electromagnéticas.</w:t>
       </w:r>
     </w:p>
     <w:p>
@@ -9094,13 +9290,7 @@
         <w:ind w:left="-15" w:right="338" w:firstLine="299"/>
       </w:pPr>
       <w:r>
-        <w:t>A diferencia de los filtros pasivos tradicionales, los filtros activos Sallen-Key presentan alta impedancia de entrada y baja impedanc</w:t>
-      </w:r>
-      <w:r>
-        <w:t>ia de salida, lo que reduce el efecto de carga entre etapas y mejora la transferencia de energía hacia la carga conectada. Esta topología, también conocida como filtro de fuente de tensión controlada por tensión (VCVS), utiliza generalmente el amplificador</w:t>
-      </w:r>
-      <w:r>
-        <w:t xml:space="preserve"> operacional en configuración no inversora, proporcionando ganancia y aislamiento entre la red RC y la salida del sistema.</w:t>
+        <w:t>A diferencia de los filtros pasivos tradicionales, los filtros activos Sallen-Key presentan alta impedancia de entrada y baja impedancia de salida, lo que reduce el efecto de carga entre etapas y mejora la transferencia de energía hacia la carga conectada. Esta topología, también conocida como filtro de fuente de tensión controlada por tensión (VCVS), utiliza generalmente el amplificador operacional en configuración no inversora, proporcionando ganancia y aislamiento entre la red RC y la salida del sistema.</w:t>
       </w:r>
     </w:p>
     <w:p>
@@ -9185,10 +9375,7 @@
         <w:t>4</w:t>
       </w:r>
       <w:r>
-        <w:t>, se pued</w:t>
-      </w:r>
-      <w:r>
-        <w:t>e deducir la siguiente función de transferencia general:</w:t>
+        <w:t>, se puede deducir la siguiente función de transferencia general:</w:t>
       </w:r>
     </w:p>
     <w:p>
@@ -9255,10 +9442,7 @@
         <w:ind w:left="-15" w:right="338" w:firstLine="299"/>
       </w:pPr>
       <w:r>
-        <w:t>Adaptando las impedancias según el tipo de filtro deseado, esta expresión permite obtener respuestas pasa-bajas, pasa-altas o pasa-bandas de segundo orden, así como configuraciones en cascada</w:t>
-      </w:r>
-      <w:r>
-        <w:t xml:space="preserve"> para filtros de orden superior.</w:t>
+        <w:t>Adaptando las impedancias según el tipo de filtro deseado, esta expresión permite obtener respuestas pasa-bajas, pasa-altas o pasa-bandas de segundo orden, así como configuraciones en cascada para filtros de orden superior.</w:t>
       </w:r>
     </w:p>
     <w:p>
@@ -9385,10 +9569,7 @@
         <w:t>C</w:t>
       </w:r>
       <w:r>
-        <w:t>) y el amplificador operaci</w:t>
-      </w:r>
-      <w:r>
-        <w:t>onal opera en configuración no inversora, el factor de calidad se expresa como:</w:t>
+        <w:t>) y el amplificador operacional opera en configuración no inversora, el factor de calidad se expresa como:</w:t>
       </w:r>
     </w:p>
     <w:p>
@@ -9472,10 +9653,7 @@
         <w:t>≥ 3</w:t>
       </w:r>
       <w:r>
-        <w:t>, ya que el circuito pierde estabili</w:t>
-      </w:r>
-      <w:r>
-        <w:t>dad y puede entrar en régimen de oscilación. Para el caso general en que las redes RC no son simétricas, la expresión completa del factor de calidad es:</w:t>
+        <w:t>, ya que el circuito pierde estabilidad y puede entrar en régimen de oscilación. Para el caso general en que las redes RC no son simétricas, la expresión completa del factor de calidad es:</w:t>
       </w:r>
     </w:p>
     <w:p>
@@ -9718,10 +9896,7 @@
         <w:ind w:left="309" w:right="338"/>
       </w:pPr>
       <w:r>
-        <w:t xml:space="preserve">Sustituyendo en la función de transferencia general y desarrollando cada término del denominador: </w:t>
-      </w:r>
-      <w:r>
-        <w:t>Primer término:</w:t>
+        <w:t>Sustituyendo en la función de transferencia general y desarrollando cada término del denominador: Primer término:</w:t>
       </w:r>
     </w:p>
     <w:p>
@@ -10000,6 +10175,7 @@
       <w:r>
         <w:t xml:space="preserve">El circuito fue diseñado para operar con una frecuencia de corte de </w:t>
       </w:r>
+      <w:proofErr w:type="spellStart"/>
       <w:r>
         <w:rPr>
           <w:rFonts w:ascii="Cambria" w:eastAsia="Cambria" w:hAnsi="Cambria" w:cs="Cambria"/>
@@ -10013,7 +10189,16 @@
           <w:i/>
           <w:vertAlign w:val="subscript"/>
         </w:rPr>
-        <w:t xml:space="preserve">c </w:t>
+        <w:t>c</w:t>
+      </w:r>
+      <w:proofErr w:type="spellEnd"/>
+      <w:r>
+        <w:rPr>
+          <w:rFonts w:ascii="Cambria" w:eastAsia="Cambria" w:hAnsi="Cambria" w:cs="Cambria"/>
+          <w:i/>
+          <w:vertAlign w:val="subscript"/>
+        </w:rPr>
+        <w:t xml:space="preserve"> </w:t>
       </w:r>
       <w:r>
         <w:rPr>
@@ -10022,10 +10207,7 @@
         <w:t>= 50</w:t>
       </w:r>
       <w:r>
-        <w:t>kHz, utilizando valores iguales para los dos capacitores y las dos resistencias, con el propósito de simplificar el análisis y verificar el compor</w:t>
-      </w:r>
-      <w:r>
-        <w:t>tamiento esperado.</w:t>
+        <w:t>kHz, utilizando valores iguales para los dos capacitores y las dos resistencias, con el propósito de simplificar el análisis y verificar el comportamiento esperado.</w:t>
       </w:r>
     </w:p>
     <w:p>
@@ -10422,7 +10604,15 @@
           <w:rFonts w:ascii="Cambria" w:eastAsia="Cambria" w:hAnsi="Cambria" w:cs="Cambria"/>
           <w:i/>
         </w:rPr>
-        <w:t>πf</w:t>
+        <w:t>π</w:t>
+      </w:r>
+      <w:proofErr w:type="spellStart"/>
+      <w:r>
+        <w:rPr>
+          <w:rFonts w:ascii="Cambria" w:eastAsia="Cambria" w:hAnsi="Cambria" w:cs="Cambria"/>
+          <w:i/>
+        </w:rPr>
+        <w:t>f</w:t>
       </w:r>
       <w:r>
         <w:rPr>
@@ -10439,6 +10629,7 @@
         </w:rPr>
         <w:t>C</w:t>
       </w:r>
+      <w:proofErr w:type="spellEnd"/>
       <w:r>
         <w:rPr>
           <w:rFonts w:ascii="Cambria" w:eastAsia="Cambria" w:hAnsi="Cambria" w:cs="Cambria"/>
@@ -10575,7 +10766,23 @@
         <w:ind w:left="-15" w:right="338" w:firstLine="299"/>
       </w:pPr>
       <w:r>
-        <w:t>La simulación fue realizada en el software NI Multisim. Se empleó la herramienta de análisis AC (AC Sweep) para observar la respuesta en frecuencia del filtro, obteniendo tanto la respuesta en magnitud como en fase.</w:t>
+        <w:t xml:space="preserve">La simulación fue realizada en el software NI </w:t>
+      </w:r>
+      <w:proofErr w:type="spellStart"/>
+      <w:r>
+        <w:t>Multisim</w:t>
+      </w:r>
+      <w:proofErr w:type="spellEnd"/>
+      <w:r>
+        <w:t xml:space="preserve">. Se empleó la herramienta de análisis AC (AC </w:t>
+      </w:r>
+      <w:proofErr w:type="spellStart"/>
+      <w:r>
+        <w:t>Sweep</w:t>
+      </w:r>
+      <w:proofErr w:type="spellEnd"/>
+      <w:r>
+        <w:t>) para observar la respuesta en frecuencia del filtro, obteniendo tanto la respuesta en magnitud como en fase.</w:t>
       </w:r>
     </w:p>
     <w:p>
@@ -10630,10 +10837,15 @@
         <w:jc w:val="center"/>
       </w:pPr>
       <w:r>
-        <w:t>Figura 3: Simulación del filtro Sallen</w:t>
-      </w:r>
-      <w:r>
-        <w:t>-Key pasa-altas en Multisim.</w:t>
+        <w:t xml:space="preserve">Figura 3: Simulación del filtro Sallen-Key pasa-altas en </w:t>
+      </w:r>
+      <w:proofErr w:type="spellStart"/>
+      <w:r>
+        <w:t>Multisim</w:t>
+      </w:r>
+      <w:proofErr w:type="spellEnd"/>
+      <w:r>
+        <w:t>.</w:t>
       </w:r>
     </w:p>
     <w:p>
@@ -10687,7 +10899,15 @@
         <w:ind w:left="184" w:right="338"/>
       </w:pPr>
       <w:r>
-        <w:t>Figura 4: Respuesta en frecuencia (magnitud y fase) del filtro Sallen-Key obtenida mediante AC Sweep.</w:t>
+        <w:t xml:space="preserve">Figura 4: Respuesta en frecuencia (magnitud y fase) del filtro Sallen-Key obtenida mediante AC </w:t>
+      </w:r>
+      <w:proofErr w:type="spellStart"/>
+      <w:r>
+        <w:t>Sweep</w:t>
+      </w:r>
+      <w:proofErr w:type="spellEnd"/>
+      <w:r>
+        <w:t>.</w:t>
       </w:r>
     </w:p>
     <w:p>
@@ -10705,10 +10925,7 @@
         <w:jc w:val="center"/>
       </w:pPr>
       <w:r>
-        <w:t>La función de transferencia general de segundo orden en el dominio de la frecuencia se expre</w:t>
-      </w:r>
-      <w:r>
-        <w:t>sa como:</w:t>
+        <w:t>La función de transferencia general de segundo orden en el dominio de la frecuencia se expresa como:</w:t>
       </w:r>
     </w:p>
     <w:p>
@@ -10776,7 +10993,15 @@
         <w:ind w:left="309" w:right="338"/>
       </w:pPr>
       <w:r>
-        <w:t xml:space="preserve">Evaluando en el régimen senoidal permanente con </w:t>
+        <w:t xml:space="preserve">Evaluando en el régimen </w:t>
+      </w:r>
+      <w:proofErr w:type="spellStart"/>
+      <w:r>
+        <w:t>senoidal</w:t>
+      </w:r>
+      <w:proofErr w:type="spellEnd"/>
+      <w:r>
+        <w:t xml:space="preserve"> permanente con </w:t>
       </w:r>
       <w:r>
         <w:rPr>
@@ -10791,6 +11016,7 @@
         </w:rPr>
         <w:t xml:space="preserve">= </w:t>
       </w:r>
+      <w:proofErr w:type="spellStart"/>
       <w:r>
         <w:rPr>
           <w:rFonts w:ascii="Cambria" w:eastAsia="Cambria" w:hAnsi="Cambria" w:cs="Cambria"/>
@@ -10798,6 +11024,7 @@
         </w:rPr>
         <w:t>jω</w:t>
       </w:r>
+      <w:proofErr w:type="spellEnd"/>
       <w:r>
         <w:t>:</w:t>
       </w:r>
@@ -11185,10 +11412,7 @@
         </mc:AlternateContent>
       </w:r>
       <w:r>
-        <w:t xml:space="preserve">Bajas frecuencias </w:t>
-      </w:r>
-      <w:r>
-        <w:t>(</w:t>
+        <w:t>Bajas frecuencias (</w:t>
       </w:r>
       <w:r>
         <w:rPr>
@@ -11210,13 +11434,7 @@
         <w:rPr>
           <w:rFonts w:ascii="Cambria" w:eastAsia="Cambria" w:hAnsi="Cambria" w:cs="Cambria"/>
         </w:rPr>
-        <w:t>−</w:t>
-      </w:r>
-      <w:r>
-        <w:rPr>
-          <w:rFonts w:ascii="Cambria" w:eastAsia="Cambria" w:hAnsi="Cambria" w:cs="Cambria"/>
-        </w:rPr>
-        <w:t>40</w:t>
+        <w:t>−40</w:t>
       </w:r>
       <w:r>
         <w:t>dB/década, confirmando el rechazo de bajas frecuencias.</w:t>
@@ -11228,10 +11446,7 @@
         <w:ind w:left="327" w:right="338"/>
       </w:pPr>
       <w:r>
-        <w:t xml:space="preserve">Frecuencia de corte </w:t>
-      </w:r>
-      <w:r>
-        <w:t>(</w:t>
+        <w:t>Frecuencia de corte (</w:t>
       </w:r>
       <w:r>
         <w:rPr>
@@ -11296,13 +11511,7 @@
         <w:rPr>
           <w:rFonts w:ascii="Cambria" w:eastAsia="Cambria" w:hAnsi="Cambria" w:cs="Cambria"/>
         </w:rPr>
-        <w:t>−</w:t>
-      </w:r>
-      <w:r>
-        <w:rPr>
-          <w:rFonts w:ascii="Cambria" w:eastAsia="Cambria" w:hAnsi="Cambria" w:cs="Cambria"/>
-        </w:rPr>
-        <w:t>6</w:t>
+        <w:t>−6</w:t>
       </w:r>
       <w:r>
         <w:t>dB respecto a la banda pasante.</w:t>
@@ -11314,61 +11523,72 @@
         <w:ind w:left="327" w:right="338"/>
       </w:pPr>
       <w:r>
-        <w:t xml:space="preserve">Altas frecuencias </w:t>
-      </w:r>
-      <w:r>
+        <w:t>Altas frecuencias (</w:t>
+      </w:r>
+      <w:r>
+        <w:rPr>
+          <w:rFonts w:ascii="Cambria" w:eastAsia="Cambria" w:hAnsi="Cambria" w:cs="Cambria"/>
+          <w:i/>
+        </w:rPr>
+        <w:t xml:space="preserve">ω </w:t>
+      </w:r>
+      <w:r>
+        <w:rPr>
+          <w:rFonts w:ascii="Cambria" w:eastAsia="Cambria" w:hAnsi="Cambria" w:cs="Cambria"/>
+        </w:rPr>
+        <w:t>→ ∞</w:t>
+      </w:r>
+      <w:r>
+        <w:t xml:space="preserve">): La magnitud se estabiliza en la ganancia del amplificador </w:t>
+      </w:r>
+      <w:r>
+        <w:rPr>
+          <w:rFonts w:ascii="Cambria" w:eastAsia="Cambria" w:hAnsi="Cambria" w:cs="Cambria"/>
+        </w:rPr>
+        <w:t>|</w:t>
+      </w:r>
+      <w:r>
+        <w:rPr>
+          <w:rFonts w:ascii="Cambria" w:eastAsia="Cambria" w:hAnsi="Cambria" w:cs="Cambria"/>
+          <w:i/>
+        </w:rPr>
+        <w:t>H</w:t>
+      </w:r>
+      <w:r>
+        <w:rPr>
+          <w:rFonts w:ascii="Cambria" w:eastAsia="Cambria" w:hAnsi="Cambria" w:cs="Cambria"/>
+        </w:rPr>
         <w:t>(</w:t>
       </w:r>
-      <w:r>
-        <w:rPr>
-          <w:rFonts w:ascii="Cambria" w:eastAsia="Cambria" w:hAnsi="Cambria" w:cs="Cambria"/>
-          <w:i/>
-        </w:rPr>
-        <w:t xml:space="preserve">ω </w:t>
-      </w:r>
-      <w:r>
-        <w:rPr>
-          <w:rFonts w:ascii="Cambria" w:eastAsia="Cambria" w:hAnsi="Cambria" w:cs="Cambria"/>
-        </w:rPr>
-        <w:t>→ ∞</w:t>
-      </w:r>
-      <w:r>
-        <w:t xml:space="preserve">): </w:t>
-      </w:r>
-      <w:r>
-        <w:t xml:space="preserve">La magnitud se estabiliza en la ganancia del amplificador </w:t>
-      </w:r>
-      <w:r>
-        <w:rPr>
-          <w:rFonts w:ascii="Cambria" w:eastAsia="Cambria" w:hAnsi="Cambria" w:cs="Cambria"/>
-        </w:rPr>
-        <w:t>|</w:t>
-      </w:r>
-      <w:r>
-        <w:rPr>
-          <w:rFonts w:ascii="Cambria" w:eastAsia="Cambria" w:hAnsi="Cambria" w:cs="Cambria"/>
-          <w:i/>
-        </w:rPr>
-        <w:t>H</w:t>
-      </w:r>
-      <w:r>
-        <w:rPr>
-          <w:rFonts w:ascii="Cambria" w:eastAsia="Cambria" w:hAnsi="Cambria" w:cs="Cambria"/>
-        </w:rPr>
-        <w:t>(</w:t>
-      </w:r>
-      <w:r>
-        <w:rPr>
-          <w:rFonts w:ascii="Cambria" w:eastAsia="Cambria" w:hAnsi="Cambria" w:cs="Cambria"/>
-          <w:i/>
-        </w:rPr>
-        <w:t>jω</w:t>
-      </w:r>
-      <w:r>
-        <w:rPr>
-          <w:rFonts w:ascii="Cambria" w:eastAsia="Cambria" w:hAnsi="Cambria" w:cs="Cambria"/>
-        </w:rPr>
-        <w:t xml:space="preserve">)| → </w:t>
+      <w:proofErr w:type="spellStart"/>
+      <w:r>
+        <w:rPr>
+          <w:rFonts w:ascii="Cambria" w:eastAsia="Cambria" w:hAnsi="Cambria" w:cs="Cambria"/>
+          <w:i/>
+        </w:rPr>
+        <w:t>j</w:t>
+      </w:r>
+      <w:proofErr w:type="gramStart"/>
+      <w:r>
+        <w:rPr>
+          <w:rFonts w:ascii="Cambria" w:eastAsia="Cambria" w:hAnsi="Cambria" w:cs="Cambria"/>
+          <w:i/>
+        </w:rPr>
+        <w:t>ω</w:t>
+      </w:r>
+      <w:proofErr w:type="spellEnd"/>
+      <w:r>
+        <w:rPr>
+          <w:rFonts w:ascii="Cambria" w:eastAsia="Cambria" w:hAnsi="Cambria" w:cs="Cambria"/>
+        </w:rPr>
+        <w:t>)|</w:t>
+      </w:r>
+      <w:proofErr w:type="gramEnd"/>
+      <w:r>
+        <w:rPr>
+          <w:rFonts w:ascii="Cambria" w:eastAsia="Cambria" w:hAnsi="Cambria" w:cs="Cambria"/>
+        </w:rPr>
+        <w:t xml:space="preserve"> → </w:t>
       </w:r>
       <w:r>
         <w:rPr>
@@ -11707,10 +11927,7 @@
         </mc:AlternateContent>
       </w:r>
       <w:r>
-        <w:t xml:space="preserve">Bajas frecuencias </w:t>
-      </w:r>
-      <w:r>
-        <w:t>(</w:t>
+        <w:t>Bajas frecuencias (</w:t>
       </w:r>
       <w:r>
         <w:rPr>
@@ -11733,14 +11950,7 @@
           <w:rFonts w:ascii="Cambria" w:eastAsia="Cambria" w:hAnsi="Cambria" w:cs="Cambria"/>
           <w:i/>
         </w:rPr>
-        <w:t>ϕ</w:t>
-      </w:r>
-      <w:r>
-        <w:rPr>
-          <w:rFonts w:ascii="Cambria" w:eastAsia="Cambria" w:hAnsi="Cambria" w:cs="Cambria"/>
-          <w:i/>
-        </w:rPr>
-        <w:t xml:space="preserve"> </w:t>
+        <w:t xml:space="preserve">ϕ </w:t>
       </w:r>
       <w:r>
         <w:rPr>
@@ -11756,10 +11966,7 @@
         <w:jc w:val="left"/>
       </w:pPr>
       <w:r>
-        <w:t xml:space="preserve">Frecuencia de resonancia </w:t>
-      </w:r>
-      <w:r>
-        <w:t>(</w:t>
+        <w:t>Frecuencia de resonancia (</w:t>
       </w:r>
       <w:r>
         <w:rPr>
@@ -11796,14 +12003,7 @@
           <w:rFonts w:ascii="Cambria" w:eastAsia="Cambria" w:hAnsi="Cambria" w:cs="Cambria"/>
           <w:i/>
         </w:rPr>
-        <w:t>ϕ</w:t>
-      </w:r>
-      <w:r>
-        <w:rPr>
-          <w:rFonts w:ascii="Cambria" w:eastAsia="Cambria" w:hAnsi="Cambria" w:cs="Cambria"/>
-          <w:i/>
-        </w:rPr>
-        <w:t xml:space="preserve"> </w:t>
+        <w:t xml:space="preserve">ϕ </w:t>
       </w:r>
       <w:r>
         <w:rPr>
@@ -11819,10 +12019,7 @@
         <w:jc w:val="left"/>
       </w:pPr>
       <w:r>
-        <w:t xml:space="preserve">Altas frecuencias </w:t>
-      </w:r>
-      <w:r>
-        <w:t>(</w:t>
+        <w:t>Altas frecuencias (</w:t>
       </w:r>
       <w:r>
         <w:rPr>
@@ -11845,14 +12042,7 @@
           <w:rFonts w:ascii="Cambria" w:eastAsia="Cambria" w:hAnsi="Cambria" w:cs="Cambria"/>
           <w:i/>
         </w:rPr>
-        <w:t>ϕ</w:t>
-      </w:r>
-      <w:r>
-        <w:rPr>
-          <w:rFonts w:ascii="Cambria" w:eastAsia="Cambria" w:hAnsi="Cambria" w:cs="Cambria"/>
-          <w:i/>
-        </w:rPr>
-        <w:t xml:space="preserve"> </w:t>
+        <w:t xml:space="preserve">ϕ </w:t>
       </w:r>
       <w:r>
         <w:rPr>
@@ -11962,10 +12152,7 @@
         <w:ind w:left="2096" w:right="338"/>
       </w:pPr>
       <w:r>
-        <w:t>Figura 5: Respuesta experimental a</w:t>
-      </w:r>
-      <w:r>
-        <w:t xml:space="preserve"> baja frecuencia (</w:t>
+        <w:t>Figura 5: Respuesta experimental a baja frecuencia (</w:t>
       </w:r>
       <w:r>
         <w:rPr>
@@ -12118,10 +12305,7 @@
         <w:ind w:left="309" w:right="338"/>
       </w:pPr>
       <w:r>
-        <w:t>Los resultados obtenidos en las tres condiciones de frecuencia evaluada</w:t>
-      </w:r>
-      <w:r>
-        <w:t>s fueron los siguientes:</w:t>
+        <w:t>Los resultados obtenidos en las tres condiciones de frecuencia evaluadas fueron los siguientes:</w:t>
       </w:r>
     </w:p>
     <w:p>
@@ -12236,10 +12420,7 @@
         <w:t>1</w:t>
       </w:r>
       <w:r>
-        <w:t xml:space="preserve">kHz: </w:t>
-      </w:r>
-      <w:r>
-        <w:t xml:space="preserve">La señal de salida presentó una amplitud de </w:t>
+        <w:t xml:space="preserve">kHz: La señal de salida presentó una amplitud de </w:t>
       </w:r>
       <w:r>
         <w:rPr>
@@ -12376,10 +12557,7 @@
         <w:t>50</w:t>
       </w:r>
       <w:r>
-        <w:t xml:space="preserve">kHz: </w:t>
-      </w:r>
-      <w:r>
-        <w:t xml:space="preserve">Se obtuvo una señal de salida de </w:t>
+        <w:t xml:space="preserve">kHz: Se obtuvo una señal de salida de </w:t>
       </w:r>
       <w:r>
         <w:rPr>
@@ -12401,22 +12579,13 @@
         <w:t>6</w:t>
       </w:r>
       <w:r>
-        <w:t>mVp, valor consistente co</w:t>
-      </w:r>
-      <w:r>
-        <w:t xml:space="preserve">n la atenuación teórica de </w:t>
-      </w:r>
-      <w:r>
-        <w:rPr>
-          <w:rFonts w:ascii="Cambria" w:eastAsia="Cambria" w:hAnsi="Cambria" w:cs="Cambria"/>
-        </w:rPr>
-        <w:t>−</w:t>
-      </w:r>
-      <w:r>
-        <w:rPr>
-          <w:rFonts w:ascii="Cambria" w:eastAsia="Cambria" w:hAnsi="Cambria" w:cs="Cambria"/>
-        </w:rPr>
-        <w:t>6</w:t>
+        <w:t xml:space="preserve">mVp, valor consistente con la atenuación teórica de </w:t>
+      </w:r>
+      <w:r>
+        <w:rPr>
+          <w:rFonts w:ascii="Cambria" w:eastAsia="Cambria" w:hAnsi="Cambria" w:cs="Cambria"/>
+        </w:rPr>
+        <w:t>−6</w:t>
       </w:r>
       <w:r>
         <w:t xml:space="preserve">dB esperada en la frecuencia de corte, equivalente a aproximadamente </w:t>
@@ -12580,13 +12749,7 @@
         <w:t>400</w:t>
       </w:r>
       <w:r>
-        <w:t xml:space="preserve">kHz: </w:t>
-      </w:r>
-      <w:r>
-        <w:t>El filtro operó en la banda de paso, obteniéndose u</w:t>
-      </w:r>
-      <w:r>
-        <w:t xml:space="preserve">na señal de salida de </w:t>
+        <w:t xml:space="preserve">kHz: El filtro operó en la banda de paso, obteniéndose una señal de salida de </w:t>
       </w:r>
       <w:r>
         <w:rPr>
@@ -12690,13 +12853,7 @@
         <w:ind w:left="-15" w:right="338" w:firstLine="299"/>
       </w:pPr>
       <w:r>
-        <w:t>D</w:t>
-      </w:r>
-      <w:r>
-        <w:t>urante el desarrollo de la práctica se presentó una dificultad inicial importante: la señal de salida aparecía reducida a la mitad aun trabajando con ganancia unitaria, sin que fuera posible identificar el origen del problema en las primeras sesiones de la</w:t>
-      </w:r>
-      <w:r>
-        <w:t>boratorio.</w:t>
+        <w:t>Durante el desarrollo de la práctica se presentó una dificultad inicial importante: la señal de salida aparecía reducida a la mitad aun trabajando con ganancia unitaria, sin que fuera posible identificar el origen del problema en las primeras sesiones de laboratorio.</w:t>
       </w:r>
     </w:p>
     <w:p>
@@ -12704,10 +12861,7 @@
         <w:ind w:left="-15" w:right="338" w:firstLine="299"/>
       </w:pPr>
       <w:r>
-        <w:t>Tras un análisis más detallado realizado en la tercera semana, se identificó que el amplificador operacional estaba siendo alimentado con una fuente mono-polar, lo que limitaba su rango de operación y producía la atenuación observada. Al reempla</w:t>
-      </w:r>
-      <w:r>
-        <w:t>zar la alimentación mono-polar por una bipolar, el circuito comenzó a operar correctamente, obteniéndose una señal de salida con ganancia unitaria y la frecuencia de corte definida teóricamente.</w:t>
+        <w:t>Tras un análisis más detallado realizado en la tercera semana, se identificó que el amplificador operacional estaba siendo alimentado con una fuente mono-polar, lo que limitaba su rango de operación y producía la atenuación observada. Al reemplazar la alimentación mono-polar por una bipolar, el circuito comenzó a operar correctamente, obteniéndose una señal de salida con ganancia unitaria y la frecuencia de corte definida teóricamente.</w:t>
       </w:r>
     </w:p>
     <w:p>
@@ -12716,10 +12870,7 @@
         <w:ind w:left="-15" w:right="338" w:firstLine="299"/>
       </w:pPr>
       <w:r>
-        <w:t xml:space="preserve">Esta experiencia fue especialmente valiosa, ya que evidenció </w:t>
-      </w:r>
-      <w:r>
-        <w:t>la importancia de verificar las condiciones de alimentación del amplificador operacional como parte fundamental del proceso de depuración de un circuito analógico.</w:t>
+        <w:t>Esta experiencia fue especialmente valiosa, ya que evidenció la importancia de verificar las condiciones de alimentación del amplificador operacional como parte fundamental del proceso de depuración de un circuito analógico.</w:t>
       </w:r>
     </w:p>
     <w:p>
@@ -12796,13 +12947,7 @@
         <w:rPr>
           <w:rFonts w:ascii="Cambria" w:eastAsia="Cambria" w:hAnsi="Cambria" w:cs="Cambria"/>
         </w:rPr>
-        <w:t>−</w:t>
-      </w:r>
-      <w:r>
-        <w:rPr>
-          <w:rFonts w:ascii="Cambria" w:eastAsia="Cambria" w:hAnsi="Cambria" w:cs="Cambria"/>
-        </w:rPr>
-        <w:t>0</w:t>
+        <w:t>−0</w:t>
       </w:r>
       <w:r>
         <w:rPr>
@@ -12818,10 +12963,7 @@
         <w:t>27</w:t>
       </w:r>
       <w:r>
-        <w:t>dB, pequeña atenuación característica de las res</w:t>
-      </w:r>
-      <w:r>
-        <w:t>istencias internas y la respuesta en frecuencia del amplificador operacional utilizado.</w:t>
+        <w:t>dB, pequeña atenuación característica de las resistencias internas y la respuesta en frecuencia del amplificador operacional utilizado.</w:t>
       </w:r>
     </w:p>
     <w:p>
@@ -12846,10 +12988,7 @@
         <w:ind w:left="-15" w:right="338" w:firstLine="299"/>
       </w:pPr>
       <w:r>
-        <w:t>La implementación del filtro activo pasa-altas con topología Sallen-Key permitió verificar experimentalmente el comportamiento teórico del filtro de</w:t>
-      </w:r>
-      <w:r>
-        <w:t xml:space="preserve"> segundo orden. La frecuencia de corte obtenida fue consistente con el valor diseñado, validando los cálculos realizados y el proceso de selección de componentes.</w:t>
+        <w:t>La implementación del filtro activo pasa-altas con topología Sallen-Key permitió verificar experimentalmente el comportamiento teórico del filtro de segundo orden. La frecuencia de corte obtenida fue consistente con el valor diseñado, validando los cálculos realizados y el proceso de selección de componentes.</w:t>
       </w:r>
     </w:p>
     <w:p>
@@ -12858,13 +12997,15 @@
         <w:ind w:left="-15" w:right="338" w:firstLine="299"/>
       </w:pPr>
       <w:r>
-        <w:t>La experiencia con la alimentación monopolar del amplificador operacional constituyó una lecc</w:t>
-      </w:r>
-      <w:r>
-        <w:t>ión práctica fundamental, destacando la importancia de considerar todos los aspectos de polarización y alimentación en el diseño de circuitos analógicos activos. Asimismo, se comprobó que los filtros pasa-altas reales presentan una frecuencia de corte supe</w:t>
-      </w:r>
-      <w:r>
-        <w:t>rior debido a las limitaciones del amplificador operacional, aspecto que debe tenerse en cuenta en aplicaciones que requieran el manejo de frecuencias muy altas.</w:t>
+        <w:t xml:space="preserve">La experiencia con la alimentación </w:t>
+      </w:r>
+      <w:proofErr w:type="spellStart"/>
+      <w:r>
+        <w:t>monopolar</w:t>
+      </w:r>
+      <w:proofErr w:type="spellEnd"/>
+      <w:r>
+        <w:t xml:space="preserve"> del amplificador operacional constituyó una lección práctica fundamental, destacando la importancia de considerar todos los aspectos de polarización y alimentación en el diseño de circuitos analógicos activos. Asimismo, se comprobó que los filtros pasa-altas reales presentan una frecuencia de corte superior debido a las limitaciones del amplificador operacional, aspecto que debe tenerse en cuenta en aplicaciones que requieran el manejo de frecuencias muy altas.</w:t>
       </w:r>
     </w:p>
     <w:p>
@@ -12898,13 +13039,7 @@
         <w:ind w:left="-15" w:right="338" w:firstLine="299"/>
       </w:pPr>
       <w:r>
-        <w:t>Las limitaciones físicas de los inductores rea</w:t>
-      </w:r>
-      <w:r>
-        <w:t>les, tales como su volumen excesivo, peso elevado y susceptibilidad al acoplamiento electromagnético, dificultan su implementación en circuitos de baja frecuencia y microelectrónica. Como alternativa, el circuito de inductor simulado permite replicar el co</w:t>
-      </w:r>
-      <w:r>
-        <w:t>mportamiento inductivo utilizando componentes activos (amplificadores operacionales) y pasivos (resistores y capacitores), eliminando la necesidad de inductores físicos.</w:t>
+        <w:t>Las limitaciones físicas de los inductores reales, tales como su volumen excesivo, peso elevado y susceptibilidad al acoplamiento electromagnético, dificultan su implementación en circuitos de baja frecuencia y microelectrónica. Como alternativa, el circuito de inductor simulado permite replicar el comportamiento inductivo utilizando componentes activos (amplificadores operacionales) y pasivos (resistores y capacitores), eliminando la necesidad de inductores físicos.</w:t>
       </w:r>
     </w:p>
     <w:p>
@@ -12921,10 +13056,7 @@
         <w:ind w:left="-15" w:right="338" w:firstLine="299"/>
       </w:pPr>
       <w:r>
-        <w:t>Para demostrar analíticamente el comportamiento</w:t>
-      </w:r>
-      <w:r>
-        <w:t xml:space="preserve"> inductivo del circuito, se parte de la definición de impedancia de entrada:</w:t>
+        <w:t>Para demostrar analíticamente el comportamiento inductivo del circuito, se parte de la definición de impedancia de entrada:</w:t>
       </w:r>
     </w:p>
     <w:p>
@@ -12975,6 +13107,7 @@
         <w:tab/>
         <w:t xml:space="preserve">(43) Considerando el amplificador operacional ideal, se expresa </w:t>
       </w:r>
+      <w:proofErr w:type="spellStart"/>
       <w:r>
         <w:rPr>
           <w:rFonts w:ascii="Cambria" w:eastAsia="Cambria" w:hAnsi="Cambria" w:cs="Cambria"/>
@@ -12988,11 +13121,21 @@
           <w:i/>
           <w:vertAlign w:val="subscript"/>
         </w:rPr>
-        <w:t xml:space="preserve">o </w:t>
+        <w:t>o</w:t>
+      </w:r>
+      <w:proofErr w:type="spellEnd"/>
+      <w:r>
+        <w:rPr>
+          <w:rFonts w:ascii="Cambria" w:eastAsia="Cambria" w:hAnsi="Cambria" w:cs="Cambria"/>
+          <w:i/>
+          <w:vertAlign w:val="subscript"/>
+        </w:rPr>
+        <w:t xml:space="preserve"> </w:t>
       </w:r>
       <w:r>
         <w:t xml:space="preserve">en términos de </w:t>
       </w:r>
+      <w:proofErr w:type="spellStart"/>
       <w:r>
         <w:rPr>
           <w:rFonts w:ascii="Cambria" w:eastAsia="Cambria" w:hAnsi="Cambria" w:cs="Cambria"/>
@@ -13006,7 +13149,16 @@
           <w:i/>
           <w:vertAlign w:val="subscript"/>
         </w:rPr>
-        <w:t xml:space="preserve">in </w:t>
+        <w:t>in</w:t>
+      </w:r>
+      <w:proofErr w:type="spellEnd"/>
+      <w:r>
+        <w:rPr>
+          <w:rFonts w:ascii="Cambria" w:eastAsia="Cambria" w:hAnsi="Cambria" w:cs="Cambria"/>
+          <w:i/>
+          <w:vertAlign w:val="subscript"/>
+        </w:rPr>
+        <w:t xml:space="preserve"> </w:t>
       </w:r>
       <w:r>
         <w:t>en el dominio de Laplace:</w:t>
@@ -13079,6 +13231,7 @@
       <w:r>
         <w:t xml:space="preserve">Aplicando la Ley de Kirchhoff de Corrientes (LKC) en el nodo </w:t>
       </w:r>
+      <w:proofErr w:type="spellStart"/>
       <w:r>
         <w:rPr>
           <w:rFonts w:ascii="Cambria" w:eastAsia="Cambria" w:hAnsi="Cambria" w:cs="Cambria"/>
@@ -13094,6 +13247,7 @@
         </w:rPr>
         <w:t>in</w:t>
       </w:r>
+      <w:proofErr w:type="spellEnd"/>
       <w:r>
         <w:t>:</w:t>
       </w:r>
@@ -13165,6 +13319,7 @@
       <w:r>
         <w:t xml:space="preserve">Sustituyendo la expresión de </w:t>
       </w:r>
+      <w:proofErr w:type="spellStart"/>
       <w:r>
         <w:rPr>
           <w:rFonts w:ascii="Cambria" w:eastAsia="Cambria" w:hAnsi="Cambria" w:cs="Cambria"/>
@@ -13178,7 +13333,16 @@
           <w:i/>
           <w:vertAlign w:val="subscript"/>
         </w:rPr>
-        <w:t xml:space="preserve">o </w:t>
+        <w:t>o</w:t>
+      </w:r>
+      <w:proofErr w:type="spellEnd"/>
+      <w:r>
+        <w:rPr>
+          <w:rFonts w:ascii="Cambria" w:eastAsia="Cambria" w:hAnsi="Cambria" w:cs="Cambria"/>
+          <w:i/>
+          <w:vertAlign w:val="subscript"/>
+        </w:rPr>
+        <w:t xml:space="preserve"> </w:t>
       </w:r>
       <w:r>
         <w:t>y simplificando:</w:t>
@@ -13372,9 +13536,7 @@
         <w:tblInd w:w="3190" w:type="dxa"/>
         <w:tblCellMar>
           <w:top w:w="12" w:type="dxa"/>
-          <w:left w:w="0" w:type="dxa"/>
           <w:bottom w:w="16" w:type="dxa"/>
-          <w:right w:w="0" w:type="dxa"/>
         </w:tblCellMar>
         <w:tblLook w:val="04A0" w:firstRow="1" w:lastRow="0" w:firstColumn="1" w:lastColumn="0" w:noHBand="0" w:noVBand="1"/>
       </w:tblPr>
@@ -13732,6 +13894,7 @@
         </w:rPr>
         <w:t xml:space="preserve">= </w:t>
       </w:r>
+      <w:proofErr w:type="spellStart"/>
       <w:r>
         <w:rPr>
           <w:rFonts w:ascii="Cambria" w:eastAsia="Cambria" w:hAnsi="Cambria" w:cs="Cambria"/>
@@ -13739,6 +13902,7 @@
         </w:rPr>
         <w:t>sL</w:t>
       </w:r>
+      <w:proofErr w:type="spellEnd"/>
       <w:r>
         <w:t>), se define la inductancia equivalente:</w:t>
       </w:r>
@@ -13753,7 +13917,6 @@
         <w:tblCellMar>
           <w:top w:w="86" w:type="dxa"/>
           <w:left w:w="64" w:type="dxa"/>
-          <w:bottom w:w="0" w:type="dxa"/>
           <w:right w:w="74" w:type="dxa"/>
         </w:tblCellMar>
         <w:tblLook w:val="04A0" w:firstRow="1" w:lastRow="0" w:firstColumn="1" w:lastColumn="0" w:noHBand="0" w:noVBand="1"/>
@@ -13780,6 +13943,7 @@
               <w:spacing w:after="0" w:line="259" w:lineRule="auto"/>
               <w:ind w:left="0" w:right="0" w:firstLine="0"/>
             </w:pPr>
+            <w:proofErr w:type="spellStart"/>
             <w:r>
               <w:rPr>
                 <w:rFonts w:ascii="Cambria" w:eastAsia="Cambria" w:hAnsi="Cambria" w:cs="Cambria"/>
@@ -13793,7 +13957,16 @@
                 <w:i/>
                 <w:sz w:val="14"/>
               </w:rPr>
-              <w:t xml:space="preserve">eq </w:t>
+              <w:t>eq</w:t>
+            </w:r>
+            <w:proofErr w:type="spellEnd"/>
+            <w:r>
+              <w:rPr>
+                <w:rFonts w:ascii="Cambria" w:eastAsia="Cambria" w:hAnsi="Cambria" w:cs="Cambria"/>
+                <w:i/>
+                <w:sz w:val="14"/>
+              </w:rPr>
+              <w:t xml:space="preserve"> </w:t>
             </w:r>
             <w:r>
               <w:rPr>
@@ -13863,7 +14036,15 @@
         <w:ind w:left="309" w:right="338"/>
       </w:pPr>
       <w:r>
-        <w:t xml:space="preserve">Evaluando en estado estacionario senoidal con </w:t>
+        <w:t xml:space="preserve">Evaluando en estado estacionario </w:t>
+      </w:r>
+      <w:proofErr w:type="spellStart"/>
+      <w:r>
+        <w:t>senoidal</w:t>
+      </w:r>
+      <w:proofErr w:type="spellEnd"/>
+      <w:r>
+        <w:t xml:space="preserve"> con </w:t>
       </w:r>
       <w:r>
         <w:rPr>
@@ -13878,6 +14059,7 @@
         </w:rPr>
         <w:t xml:space="preserve">= </w:t>
       </w:r>
+      <w:proofErr w:type="spellStart"/>
       <w:r>
         <w:rPr>
           <w:rFonts w:ascii="Cambria" w:eastAsia="Cambria" w:hAnsi="Cambria" w:cs="Cambria"/>
@@ -13885,6 +14067,7 @@
         </w:rPr>
         <w:t>jω</w:t>
       </w:r>
+      <w:proofErr w:type="spellEnd"/>
       <w:r>
         <w:t>:</w:t>
       </w:r>
@@ -13905,6 +14088,7 @@
         </w:rPr>
         <w:tab/>
       </w:r>
+      <w:proofErr w:type="spellStart"/>
       <w:r>
         <w:rPr>
           <w:rFonts w:ascii="Cambria" w:eastAsia="Cambria" w:hAnsi="Cambria" w:cs="Cambria"/>
@@ -13918,7 +14102,16 @@
           <w:i/>
           <w:vertAlign w:val="subscript"/>
         </w:rPr>
-        <w:t xml:space="preserve">in </w:t>
+        <w:t>in</w:t>
+      </w:r>
+      <w:proofErr w:type="spellEnd"/>
+      <w:r>
+        <w:rPr>
+          <w:rFonts w:ascii="Cambria" w:eastAsia="Cambria" w:hAnsi="Cambria" w:cs="Cambria"/>
+          <w:i/>
+          <w:vertAlign w:val="subscript"/>
+        </w:rPr>
+        <w:t xml:space="preserve"> </w:t>
       </w:r>
       <w:r>
         <w:rPr>
@@ -13926,6 +14119,7 @@
         </w:rPr>
         <w:t xml:space="preserve">= </w:t>
       </w:r>
+      <w:proofErr w:type="spellStart"/>
       <w:r>
         <w:rPr>
           <w:rFonts w:ascii="Cambria" w:eastAsia="Cambria" w:hAnsi="Cambria" w:cs="Cambria"/>
@@ -13941,6 +14135,7 @@
         </w:rPr>
         <w:t>eq</w:t>
       </w:r>
+      <w:proofErr w:type="spellEnd"/>
       <w:r>
         <w:rPr>
           <w:rFonts w:ascii="Cambria" w:eastAsia="Cambria" w:hAnsi="Cambria" w:cs="Cambria"/>
@@ -13984,8 +14179,13 @@
         <w:ind w:left="309" w:right="338"/>
       </w:pPr>
       <w:r>
-        <w:t>Diseño del Inductor Simulado de 560 mH</w:t>
-      </w:r>
+        <w:t xml:space="preserve">Diseño del Inductor Simulado de 560 </w:t>
+      </w:r>
+      <w:proofErr w:type="spellStart"/>
+      <w:r>
+        <w:t>mH</w:t>
+      </w:r>
+      <w:proofErr w:type="spellEnd"/>
     </w:p>
     <w:p>
       <w:pPr>
@@ -13995,6 +14195,7 @@
       <w:r>
         <w:t xml:space="preserve">Con base en las condiciones de diseño establecidas, se determinaron los valores de los componentes pasivos para obtener un inductor simulado de </w:t>
       </w:r>
+      <w:proofErr w:type="spellStart"/>
       <w:r>
         <w:rPr>
           <w:rFonts w:ascii="Cambria" w:eastAsia="Cambria" w:hAnsi="Cambria" w:cs="Cambria"/>
@@ -14008,7 +14209,16 @@
           <w:i/>
           <w:vertAlign w:val="subscript"/>
         </w:rPr>
-        <w:t xml:space="preserve">eq </w:t>
+        <w:t>eq</w:t>
+      </w:r>
+      <w:proofErr w:type="spellEnd"/>
+      <w:r>
+        <w:rPr>
+          <w:rFonts w:ascii="Cambria" w:eastAsia="Cambria" w:hAnsi="Cambria" w:cs="Cambria"/>
+          <w:i/>
+          <w:vertAlign w:val="subscript"/>
+        </w:rPr>
+        <w:t xml:space="preserve"> </w:t>
       </w:r>
       <w:r>
         <w:rPr>
@@ -14360,6 +14570,7 @@
         </w:rPr>
         <w:tab/>
       </w:r>
+      <w:proofErr w:type="spellStart"/>
       <w:r>
         <w:rPr>
           <w:rFonts w:ascii="Cambria" w:eastAsia="Cambria" w:hAnsi="Cambria" w:cs="Cambria"/>
@@ -14373,7 +14584,16 @@
           <w:i/>
           <w:vertAlign w:val="subscript"/>
         </w:rPr>
-        <w:t xml:space="preserve">eq </w:t>
+        <w:t>eq</w:t>
+      </w:r>
+      <w:proofErr w:type="spellEnd"/>
+      <w:r>
+        <w:rPr>
+          <w:rFonts w:ascii="Cambria" w:eastAsia="Cambria" w:hAnsi="Cambria" w:cs="Cambria"/>
+          <w:i/>
+          <w:vertAlign w:val="subscript"/>
+        </w:rPr>
+        <w:t xml:space="preserve"> </w:t>
       </w:r>
       <w:r>
         <w:rPr>
@@ -14427,7 +14647,21 @@
         <w:rPr>
           <w:rFonts w:ascii="Cambria" w:eastAsia="Cambria" w:hAnsi="Cambria" w:cs="Cambria"/>
         </w:rPr>
-        <w:t>= (56)(100 × 10</w:t>
+        <w:t>= (</w:t>
+      </w:r>
+      <w:proofErr w:type="gramStart"/>
+      <w:r>
+        <w:rPr>
+          <w:rFonts w:ascii="Cambria" w:eastAsia="Cambria" w:hAnsi="Cambria" w:cs="Cambria"/>
+        </w:rPr>
+        <w:t>56)(</w:t>
+      </w:r>
+      <w:proofErr w:type="gramEnd"/>
+      <w:r>
+        <w:rPr>
+          <w:rFonts w:ascii="Cambria" w:eastAsia="Cambria" w:hAnsi="Cambria" w:cs="Cambria"/>
+        </w:rPr>
+        <w:t>100 × 10</w:t>
       </w:r>
       <w:r>
         <w:rPr>
@@ -14447,14 +14681,7 @@
           <w:rFonts w:ascii="Cambria" w:eastAsia="Cambria" w:hAnsi="Cambria" w:cs="Cambria"/>
           <w:vertAlign w:val="superscript"/>
         </w:rPr>
-        <w:t>−</w:t>
-      </w:r>
-      <w:r>
-        <w:rPr>
-          <w:rFonts w:ascii="Cambria" w:eastAsia="Cambria" w:hAnsi="Cambria" w:cs="Cambria"/>
-          <w:vertAlign w:val="superscript"/>
-        </w:rPr>
-        <w:t>9</w:t>
+        <w:t>−9</w:t>
       </w:r>
       <w:r>
         <w:rPr>
@@ -14539,10 +14766,7 @@
         <w:ind w:left="-15" w:right="338" w:firstLine="299"/>
       </w:pPr>
       <w:r>
-        <w:t>Para comprobar el comportamiento inductivo del diseño, se implementó un filtro pasivo pasa-alt</w:t>
-      </w:r>
-      <w:r>
-        <w:t xml:space="preserve">as RL utilizando el inductor simulado en serie con una resistencia de </w:t>
+        <w:t xml:space="preserve">Para comprobar el comportamiento inductivo del diseño, se implementó un filtro pasivo pasa-altas RL utilizando el inductor simulado en serie con una resistencia de </w:t>
       </w:r>
       <w:r>
         <w:rPr>
@@ -14659,10 +14883,7 @@
         <w:t>84</w:t>
       </w:r>
       <w:r>
-        <w:t>kHz, se verificó que la señal de salida correspondía aproximadam</w:t>
-      </w:r>
-      <w:r>
-        <w:t xml:space="preserve">ente al </w:t>
+        <w:t xml:space="preserve">kHz, se verificó que la señal de salida correspondía aproximadamente al </w:t>
       </w:r>
       <w:r>
         <w:rPr>
@@ -14790,7 +15011,15 @@
         <w:ind w:left="-15" w:right="338" w:firstLine="299"/>
       </w:pPr>
       <w:r>
-        <w:t xml:space="preserve">Para la verificación experimental, se realizó el montaje del filtro pasivo pasa-altas RL en protoboard, conectando en serie la resistencia de </w:t>
+        <w:t xml:space="preserve">Para la verificación experimental, se realizó el montaje del filtro pasivo pasa-altas RL en </w:t>
+      </w:r>
+      <w:proofErr w:type="spellStart"/>
+      <w:r>
+        <w:t>protoboard</w:t>
+      </w:r>
+      <w:proofErr w:type="spellEnd"/>
+      <w:r>
+        <w:t xml:space="preserve">, conectando en serie la resistencia de </w:t>
       </w:r>
       <w:r>
         <w:rPr>
@@ -14808,10 +15037,7 @@
         <w:t xml:space="preserve">Ω </w:t>
       </w:r>
       <w:r>
-        <w:t>con el inductor simulado construido a partir de los componen</w:t>
-      </w:r>
-      <w:r>
-        <w:t xml:space="preserve">tes </w:t>
+        <w:t xml:space="preserve">con el inductor simulado construido a partir de los componentes </w:t>
       </w:r>
       <w:r>
         <w:rPr>
@@ -14907,11 +15133,9 @@
         <w:ind w:left="-15" w:right="338" w:firstLine="299"/>
       </w:pPr>
       <w:r>
-        <w:t>El procedimiento consistió en aplicar una señal sinusoidal de amplitud conocida y barrer la frecuencia desde valores bajos hasta superar la frecuencia de corte teórica, regis</w:t>
-      </w:r>
-      <w:r>
-        <w:t xml:space="preserve">trando en cada punto los valores de </w:t>
-      </w:r>
+        <w:t xml:space="preserve">El procedimiento consistió en aplicar una señal sinusoidal de amplitud conocida y barrer la frecuencia desde valores bajos hasta superar la frecuencia de corte teórica, registrando en cada punto los valores de </w:t>
+      </w:r>
+      <w:proofErr w:type="spellStart"/>
       <w:r>
         <w:rPr>
           <w:rFonts w:ascii="Cambria" w:eastAsia="Cambria" w:hAnsi="Cambria" w:cs="Cambria"/>
@@ -14925,11 +15149,21 @@
           <w:i/>
           <w:vertAlign w:val="subscript"/>
         </w:rPr>
-        <w:t xml:space="preserve">in </w:t>
+        <w:t>in</w:t>
+      </w:r>
+      <w:proofErr w:type="spellEnd"/>
+      <w:r>
+        <w:rPr>
+          <w:rFonts w:ascii="Cambria" w:eastAsia="Cambria" w:hAnsi="Cambria" w:cs="Cambria"/>
+          <w:i/>
+          <w:vertAlign w:val="subscript"/>
+        </w:rPr>
+        <w:t xml:space="preserve"> </w:t>
       </w:r>
       <w:r>
         <w:t xml:space="preserve">y </w:t>
       </w:r>
+      <w:proofErr w:type="spellStart"/>
       <w:r>
         <w:rPr>
           <w:rFonts w:ascii="Cambria" w:eastAsia="Cambria" w:hAnsi="Cambria" w:cs="Cambria"/>
@@ -14943,7 +15177,16 @@
           <w:i/>
           <w:vertAlign w:val="subscript"/>
         </w:rPr>
-        <w:t xml:space="preserve">out </w:t>
+        <w:t>out</w:t>
+      </w:r>
+      <w:proofErr w:type="spellEnd"/>
+      <w:r>
+        <w:rPr>
+          <w:rFonts w:ascii="Cambria" w:eastAsia="Cambria" w:hAnsi="Cambria" w:cs="Cambria"/>
+          <w:i/>
+          <w:vertAlign w:val="subscript"/>
+        </w:rPr>
+        <w:t xml:space="preserve"> </w:t>
       </w:r>
       <w:r>
         <w:t>mediante el osciloscopio.</w:t>
@@ -14982,8 +15225,6 @@
         <w:tblInd w:w="1300" w:type="dxa"/>
         <w:tblCellMar>
           <w:top w:w="32" w:type="dxa"/>
-          <w:left w:w="0" w:type="dxa"/>
-          <w:bottom w:w="0" w:type="dxa"/>
           <w:right w:w="115" w:type="dxa"/>
         </w:tblCellMar>
         <w:tblLook w:val="04A0" w:firstRow="1" w:lastRow="0" w:firstColumn="1" w:lastColumn="0" w:noHBand="0" w:noVBand="1"/>
@@ -15015,6 +15256,7 @@
               <w:ind w:left="120" w:right="0" w:firstLine="0"/>
               <w:jc w:val="left"/>
             </w:pPr>
+            <w:proofErr w:type="spellStart"/>
             <w:r>
               <w:rPr>
                 <w:rFonts w:ascii="Cambria" w:eastAsia="Cambria" w:hAnsi="Cambria" w:cs="Cambria"/>
@@ -15028,10 +15270,27 @@
                 <w:i/>
                 <w:vertAlign w:val="subscript"/>
               </w:rPr>
-              <w:t xml:space="preserve">in </w:t>
-            </w:r>
-            <w:r>
-              <w:t>(Vp)</w:t>
+              <w:t>in</w:t>
+            </w:r>
+            <w:proofErr w:type="spellEnd"/>
+            <w:r>
+              <w:rPr>
+                <w:rFonts w:ascii="Cambria" w:eastAsia="Cambria" w:hAnsi="Cambria" w:cs="Cambria"/>
+                <w:i/>
+                <w:vertAlign w:val="subscript"/>
+              </w:rPr>
+              <w:t xml:space="preserve"> </w:t>
+            </w:r>
+            <w:r>
+              <w:t>(</w:t>
+            </w:r>
+            <w:proofErr w:type="spellStart"/>
+            <w:r>
+              <w:t>Vp</w:t>
+            </w:r>
+            <w:proofErr w:type="spellEnd"/>
+            <w:r>
+              <w:t>)</w:t>
             </w:r>
           </w:p>
         </w:tc>
@@ -15051,6 +15310,7 @@
               <w:ind w:left="0" w:right="0" w:firstLine="0"/>
               <w:jc w:val="left"/>
             </w:pPr>
+            <w:proofErr w:type="spellStart"/>
             <w:r>
               <w:rPr>
                 <w:rFonts w:ascii="Cambria" w:eastAsia="Cambria" w:hAnsi="Cambria" w:cs="Cambria"/>
@@ -15064,10 +15324,27 @@
                 <w:i/>
                 <w:vertAlign w:val="subscript"/>
               </w:rPr>
-              <w:t xml:space="preserve">out </w:t>
-            </w:r>
-            <w:r>
-              <w:t>(Vp)</w:t>
+              <w:t>out</w:t>
+            </w:r>
+            <w:proofErr w:type="spellEnd"/>
+            <w:r>
+              <w:rPr>
+                <w:rFonts w:ascii="Cambria" w:eastAsia="Cambria" w:hAnsi="Cambria" w:cs="Cambria"/>
+                <w:i/>
+                <w:vertAlign w:val="subscript"/>
+              </w:rPr>
+              <w:t xml:space="preserve"> </w:t>
+            </w:r>
+            <w:r>
+              <w:t>(</w:t>
+            </w:r>
+            <w:proofErr w:type="spellStart"/>
+            <w:r>
+              <w:t>Vp</w:t>
+            </w:r>
+            <w:proofErr w:type="spellEnd"/>
+            <w:r>
+              <w:t>)</w:t>
             </w:r>
           </w:p>
         </w:tc>
@@ -15087,6 +15364,7 @@
               <w:ind w:left="0" w:right="0" w:firstLine="0"/>
               <w:jc w:val="left"/>
             </w:pPr>
+            <w:proofErr w:type="spellStart"/>
             <w:r>
               <w:rPr>
                 <w:rFonts w:ascii="Cambria" w:eastAsia="Cambria" w:hAnsi="Cambria" w:cs="Cambria"/>
@@ -15100,7 +15378,16 @@
                 <w:i/>
                 <w:vertAlign w:val="subscript"/>
               </w:rPr>
-              <w:t xml:space="preserve">c </w:t>
+              <w:t>c</w:t>
+            </w:r>
+            <w:proofErr w:type="spellEnd"/>
+            <w:r>
+              <w:rPr>
+                <w:rFonts w:ascii="Cambria" w:eastAsia="Cambria" w:hAnsi="Cambria" w:cs="Cambria"/>
+                <w:i/>
+                <w:vertAlign w:val="subscript"/>
+              </w:rPr>
+              <w:t xml:space="preserve"> </w:t>
             </w:r>
             <w:r>
               <w:t>medida (kHz)</w:t>
@@ -15123,6 +15410,7 @@
               <w:ind w:left="0" w:right="0" w:firstLine="0"/>
               <w:jc w:val="left"/>
             </w:pPr>
+            <w:proofErr w:type="spellStart"/>
             <w:r>
               <w:rPr>
                 <w:rFonts w:ascii="Cambria" w:eastAsia="Cambria" w:hAnsi="Cambria" w:cs="Cambria"/>
@@ -15136,10 +15424,27 @@
                 <w:i/>
                 <w:vertAlign w:val="subscript"/>
               </w:rPr>
-              <w:t xml:space="preserve">eq </w:t>
-            </w:r>
-            <w:r>
-              <w:t>calculada (mH)</w:t>
+              <w:t>eq</w:t>
+            </w:r>
+            <w:proofErr w:type="spellEnd"/>
+            <w:r>
+              <w:rPr>
+                <w:rFonts w:ascii="Cambria" w:eastAsia="Cambria" w:hAnsi="Cambria" w:cs="Cambria"/>
+                <w:i/>
+                <w:vertAlign w:val="subscript"/>
+              </w:rPr>
+              <w:t xml:space="preserve"> </w:t>
+            </w:r>
+            <w:r>
+              <w:t>calculada (</w:t>
+            </w:r>
+            <w:proofErr w:type="spellStart"/>
+            <w:r>
+              <w:t>mH</w:t>
+            </w:r>
+            <w:proofErr w:type="spellEnd"/>
+            <w:r>
+              <w:t>)</w:t>
             </w:r>
           </w:p>
         </w:tc>
@@ -15402,6 +15707,7 @@
       <w:r>
         <w:t>A partir de la frecuencia de corte medida experimentalmente (</w:t>
       </w:r>
+      <w:proofErr w:type="spellStart"/>
       <w:r>
         <w:rPr>
           <w:rFonts w:ascii="Cambria" w:eastAsia="Cambria" w:hAnsi="Cambria" w:cs="Cambria"/>
@@ -15415,7 +15721,16 @@
           <w:i/>
           <w:vertAlign w:val="subscript"/>
         </w:rPr>
-        <w:t xml:space="preserve">c </w:t>
+        <w:t>c</w:t>
+      </w:r>
+      <w:proofErr w:type="spellEnd"/>
+      <w:r>
+        <w:rPr>
+          <w:rFonts w:ascii="Cambria" w:eastAsia="Cambria" w:hAnsi="Cambria" w:cs="Cambria"/>
+          <w:i/>
+          <w:vertAlign w:val="subscript"/>
+        </w:rPr>
+        <w:t xml:space="preserve"> </w:t>
       </w:r>
       <w:r>
         <w:rPr>
@@ -15519,9 +15834,11 @@
           </wp:inline>
         </w:drawing>
       </w:r>
+      <w:proofErr w:type="spellStart"/>
       <w:r>
         <w:t>mH</w:t>
       </w:r>
+      <w:proofErr w:type="spellEnd"/>
       <w:r>
         <w:tab/>
         <w:t>(55)</w:t>
@@ -15535,6 +15852,7 @@
       <w:r>
         <w:t>El error porcentual respecto al valor de diseño teórico (</w:t>
       </w:r>
+      <w:proofErr w:type="spellStart"/>
       <w:r>
         <w:rPr>
           <w:rFonts w:ascii="Cambria" w:eastAsia="Cambria" w:hAnsi="Cambria" w:cs="Cambria"/>
@@ -15548,7 +15866,16 @@
           <w:i/>
           <w:vertAlign w:val="subscript"/>
         </w:rPr>
-        <w:t xml:space="preserve">terico </w:t>
+        <w:t>terico</w:t>
+      </w:r>
+      <w:proofErr w:type="spellEnd"/>
+      <w:r>
+        <w:rPr>
+          <w:rFonts w:ascii="Cambria" w:eastAsia="Cambria" w:hAnsi="Cambria" w:cs="Cambria"/>
+          <w:i/>
+          <w:vertAlign w:val="subscript"/>
+        </w:rPr>
+        <w:t xml:space="preserve"> </w:t>
       </w:r>
       <w:r>
         <w:rPr>
@@ -15785,10 +16112,7 @@
         <w:t>Ω</w:t>
       </w:r>
       <w:r>
-        <w:t>, el sistema se comport</w:t>
-      </w:r>
-      <w:r>
-        <w:t>ó exactamente como un filtro pasivo pasa-altas de primer orden, evidenciado por la atenuación de señales en bajas frecuencias y el paso libre de señales en frecuencias superiores a la frecuencia de corte.</w:t>
+        <w:t>, el sistema se comportó exactamente como un filtro pasivo pasa-altas de primer orden, evidenciado por la atenuación de señales en bajas frecuencias y el paso libre de señales en frecuencias superiores a la frecuencia de corte.</w:t>
       </w:r>
     </w:p>
     <w:p>
@@ -15804,10 +16128,7 @@
         <w:ind w:left="-15" w:right="338" w:firstLine="299"/>
       </w:pPr>
       <w:r>
-        <w:t>Las mediciones realizadas co</w:t>
-      </w:r>
-      <w:r>
-        <w:t>n dos amplitudes de voltaje diferentes (</w:t>
+        <w:t>Las mediciones realizadas con dos amplitudes de voltaje diferentes (</w:t>
       </w:r>
       <w:r>
         <w:rPr>
@@ -15847,10 +16168,7 @@
         <w:t>81</w:t>
       </w:r>
       <w:r>
-        <w:t>kHz independientemente de la amplitud de la señal de entrada. En dicha frecuencia, el voltaje de salida corre</w:t>
-      </w:r>
-      <w:r>
-        <w:t>spondió correctamente a la</w:t>
+        <w:t>kHz independientemente de la amplitud de la señal de entrada. En dicha frecuencia, el voltaje de salida correspondió correctamente a la</w:t>
       </w:r>
       <w:r>
         <w:rPr>
@@ -15965,13 +16283,7 @@
         <w:rPr>
           <w:rFonts w:ascii="Cambria" w:eastAsia="Cambria" w:hAnsi="Cambria" w:cs="Cambria"/>
         </w:rPr>
-        <w:t>−</w:t>
-      </w:r>
-      <w:r>
-        <w:rPr>
-          <w:rFonts w:ascii="Cambria" w:eastAsia="Cambria" w:hAnsi="Cambria" w:cs="Cambria"/>
-        </w:rPr>
-        <w:t>3</w:t>
+        <w:t>−3</w:t>
       </w:r>
       <w:r>
         <w:t xml:space="preserve">dB, es decir, aproximadamente el </w:t>
@@ -15998,6 +16310,7 @@
       <w:r>
         <w:t>del voltaje de entrada (</w:t>
       </w:r>
+      <w:proofErr w:type="spellStart"/>
       <w:r>
         <w:rPr>
           <w:rFonts w:ascii="Cambria" w:eastAsia="Cambria" w:hAnsi="Cambria" w:cs="Cambria"/>
@@ -16011,7 +16324,16 @@
           <w:i/>
           <w:vertAlign w:val="subscript"/>
         </w:rPr>
-        <w:t xml:space="preserve">out </w:t>
+        <w:t>out</w:t>
+      </w:r>
+      <w:proofErr w:type="spellEnd"/>
+      <w:r>
+        <w:rPr>
+          <w:rFonts w:ascii="Cambria" w:eastAsia="Cambria" w:hAnsi="Cambria" w:cs="Cambria"/>
+          <w:i/>
+          <w:vertAlign w:val="subscript"/>
+        </w:rPr>
+        <w:t xml:space="preserve"> </w:t>
       </w:r>
       <w:r>
         <w:rPr>
@@ -16019,6 +16341,7 @@
         </w:rPr>
         <w:t xml:space="preserve">≈ </w:t>
       </w:r>
+      <w:proofErr w:type="spellStart"/>
       <w:r>
         <w:rPr>
           <w:rFonts w:ascii="Cambria" w:eastAsia="Cambria" w:hAnsi="Cambria" w:cs="Cambria"/>
@@ -16034,6 +16357,7 @@
         </w:rPr>
         <w:t>in</w:t>
       </w:r>
+      <w:proofErr w:type="spellEnd"/>
       <w:r>
         <w:rPr>
           <w:rFonts w:ascii="Cambria" w:eastAsia="Cambria" w:hAnsi="Cambria" w:cs="Cambria"/>
@@ -16070,13 +16394,7 @@
         <w:rPr>
           <w:rFonts w:ascii="Cambria" w:eastAsia="Cambria" w:hAnsi="Cambria" w:cs="Cambria"/>
         </w:rPr>
-        <w:t>−</w:t>
-      </w:r>
-      <w:r>
-        <w:rPr>
-          <w:rFonts w:ascii="Cambria" w:eastAsia="Cambria" w:hAnsi="Cambria" w:cs="Cambria"/>
-        </w:rPr>
-        <w:t>1</w:t>
+        <w:t>−1</w:t>
       </w:r>
       <w:r>
         <w:rPr>
@@ -16092,10 +16410,7 @@
         <w:t>14%</w:t>
       </w:r>
       <w:r>
-        <w:t>, valor que refleja una excelente precisió</w:t>
-      </w:r>
-      <w:r>
-        <w:t xml:space="preserve">n del diseño. Esta mínima discrepancia se atribuye directamente a las tolerancias físicas de fabricación de los componentes pasivos reales, específicamente las resistencias y el capacitor de </w:t>
+        <w:t xml:space="preserve">, valor que refleja una excelente precisión del diseño. Esta mínima discrepancia se atribuye directamente a las tolerancias físicas de fabricación de los componentes pasivos reales, específicamente las resistencias y el capacitor de </w:t>
       </w:r>
       <w:r>
         <w:rPr>
@@ -16104,10 +16419,7 @@
         <w:t>100</w:t>
       </w:r>
       <w:r>
-        <w:t>nF, así como a las no idealidades propias del amplificador ope</w:t>
-      </w:r>
-      <w:r>
-        <w:t>racional utilizado.</w:t>
+        <w:t>nF, así como a las no idealidades propias del amplificador operacional utilizado.</w:t>
       </w:r>
     </w:p>
     <w:p>
@@ -16123,10 +16435,7 @@
         <w:ind w:left="-15" w:right="338" w:firstLine="299"/>
       </w:pPr>
       <w:r>
-        <w:t>La implementación del inductor simulado resultó ser una de las prácticas más enriquecedoras del curso, ya que permitió comprender de manera concreta cómo es posible reemplazar un componente físico de dif</w:t>
-      </w:r>
-      <w:r>
-        <w:t>ícil implementación, como el inductor, mediante una combinación de componentes activos y pasivos de bajo costo y fácil disponibilidad.</w:t>
+        <w:t>La implementación del inductor simulado resultó ser una de las prácticas más enriquecedoras del curso, ya que permitió comprender de manera concreta cómo es posible reemplazar un componente físico de difícil implementación, como el inductor, mediante una combinación de componentes activos y pasivos de bajo costo y fácil disponibilidad.</w:t>
       </w:r>
     </w:p>
     <w:p>
@@ -16134,10 +16443,7 @@
         <w:ind w:left="-15" w:right="338" w:firstLine="299"/>
       </w:pPr>
       <w:r>
-        <w:t>El proceso de verificación mediante el filtro pasa-altas RL demostró ser un método efectivo para validar el comportamient</w:t>
-      </w:r>
-      <w:r>
-        <w:t xml:space="preserve">o inductivo del circuito, proporcionando una referencia clara y medible a través de la frecuencia de </w:t>
+        <w:t xml:space="preserve">El proceso de verificación mediante el filtro pasa-altas RL demostró ser un método efectivo para validar el comportamiento inductivo del circuito, proporcionando una referencia clara y medible a través de la frecuencia de </w:t>
       </w:r>
       <w:r>
         <w:lastRenderedPageBreak/>
@@ -16194,13 +16500,7 @@
         <w:rPr>
           <w:rFonts w:ascii="Cambria" w:eastAsia="Cambria" w:hAnsi="Cambria" w:cs="Cambria"/>
         </w:rPr>
-        <w:t>−</w:t>
-      </w:r>
-      <w:r>
-        <w:rPr>
-          <w:rFonts w:ascii="Cambria" w:eastAsia="Cambria" w:hAnsi="Cambria" w:cs="Cambria"/>
-        </w:rPr>
-        <w:t>1</w:t>
+        <w:t>−1</w:t>
       </w:r>
       <w:r>
         <w:rPr>
@@ -16225,10 +16525,7 @@
         <w:t>560</w:t>
       </w:r>
       <w:r>
-        <w:t>mH Este resultad</w:t>
-      </w:r>
-      <w:r>
-        <w:t>o valida la efectividad de la topología implementada como alternativa práctica a los inductores físicos en circuitos de baja frecuencia.</w:t>
+        <w:t>mH Este resultado valida la efectividad de la topología implementada como alternativa práctica a los inductores físicos en circuitos de baja frecuencia.</w:t>
       </w:r>
     </w:p>
     <w:p>
@@ -16237,16 +16534,8 @@
         <w:ind w:left="-15" w:right="338" w:firstLine="299"/>
       </w:pPr>
       <w:r>
-        <w:t>La linealidad del sistema, demostrada mediante mediciones a diferentes amplitudes de señal, confirma que el circuito ac</w:t>
-      </w:r>
-      <w:r>
-        <w:t>tivo replica fielmente el comportamiento de un inductor ideal dentro del rango de frecuencias de operación establecido. Las pequeñas discrepancias observadas son atribuibles exclusivamente a las tolerancias de los componentes reales, lo que constituye un r</w:t>
-      </w:r>
-      <w:r>
-        <w:t>esultado esperado y aceptable en cualquier implementación práctica de circuitos analógicos.</w:t>
-      </w:r>
-      <w:bookmarkStart w:id="0" w:name="_GoBack"/>
-      <w:bookmarkEnd w:id="0"/>
+        <w:t>La linealidad del sistema, demostrada mediante mediciones a diferentes amplitudes de señal, confirma que el circuito activo replica fielmente el comportamiento de un inductor ideal dentro del rango de frecuencias de operación establecido. Las pequeñas discrepancias observadas son atribuibles exclusivamente a las tolerancias de los componentes reales, lo que constituye un resultado esperado y aceptable en cualquier implementación práctica de circuitos analógicos.</w:t>
+      </w:r>
     </w:p>
     <w:sectPr>
       <w:footerReference w:type="even" r:id="rId50"/>
@@ -16333,7 +16622,7 @@
       <w:rPr>
         <w:noProof/>
       </w:rPr>
-      <w:t>19</w:t>
+      <w:t>20</w:t>
     </w:r>
     <w:r>
       <w:fldChar w:fldCharType="end"/>
@@ -16354,10 +16643,7 @@
       <w:fldChar w:fldCharType="begin"/>
     </w:r>
     <w:r>
-      <w:instrText xml:space="preserve"> PAGE   \* MERGEFO</w:instrText>
-    </w:r>
-    <w:r>
-      <w:instrText xml:space="preserve">RMAT </w:instrText>
+      <w:instrText xml:space="preserve"> PAGE   \* MERGEFORMAT </w:instrText>
     </w:r>
     <w:r>
       <w:fldChar w:fldCharType="separate"/>
